--- a/Knowledge/3-Work knowledge/1-Software Engineering/2-Testing/5-My Source/1-ISTQB Foundation Level/5-Test Management/5-Test Techniques/1-Types of Black-Box Techniques/4-Decision Table Testing.docx
+++ b/Knowledge/3-Work knowledge/1-Software Engineering/2-Testing/5-My Source/1-ISTQB Foundation Level/5-Test Management/5-Test Techniques/1-Types of Black-Box Techniques/4-Decision Table Testing.docx
@@ -31,51 +31,77 @@
       </w:pPr>
       <w:r>
         <w:rPr>
-          <w:b/>
-          <w:shd w:val="clear" w:color="auto" w:fill="B7B7B7"/>
-        </w:rPr>
-        <w:t># Source</w:t>
-      </w:r>
-      <w:r>
-        <w:rPr>
-          <w:shd w:val="clear" w:color="auto" w:fill="B7B7B7"/>
-        </w:rPr>
-        <w:t xml:space="preserve">: </w:t>
-      </w:r>
-      <w:r>
-        <w:rPr>
-          <w:b/>
-          <w:shd w:val="clear" w:color="auto" w:fill="B7B7B7"/>
-        </w:rPr>
-        <w:t xml:space="preserve">Chatgpt </w:t>
-      </w:r>
-      <w:r>
-        <w:rPr>
-          <w:b/>
-          <w:sz w:val="14"/>
-          <w:szCs w:val="14"/>
-          <w:shd w:val="clear" w:color="auto" w:fill="B7B7B7"/>
-        </w:rPr>
-        <w:t>(GPT</w:t>
-      </w:r>
-      <w:r>
-        <w:rPr>
-          <w:rFonts w:ascii="Cambria Math" w:hAnsi="Cambria Math" w:cs="Cambria Math"/>
-          <w:b/>
-          <w:sz w:val="14"/>
-          <w:szCs w:val="14"/>
-          <w:shd w:val="clear" w:color="auto" w:fill="B7B7B7"/>
+          <w:rFonts w:ascii="Arial" w:eastAsia="Arial" w:hAnsi="Arial" w:cs="Arial"/>
+          <w:b/>
+          <w:color w:val="000000"/>
+          <w:sz w:val="18"/>
+          <w:highlight w:val="lightGray"/>
+        </w:rPr>
+        <w:t># Source: AI Source: Provided by: [Data Path</w:t>
+      </w:r>
+      <w:r>
+        <w:rPr>
+          <w:rFonts w:ascii="Arial" w:eastAsia="Arial" w:hAnsi="Arial" w:cs="Arial"/>
+          <w:color w:val="000000"/>
+          <w:sz w:val="18"/>
+          <w:highlight w:val="lightGray"/>
+        </w:rPr>
+        <w:t xml:space="preserve">: Persons Table -&gt; ID Column: 1, Name_En Column: Motasem Essam] -&gt; </w:t>
+      </w:r>
+      <w:r>
+        <w:rPr>
+          <w:rFonts w:ascii="Arial" w:eastAsia="Arial" w:hAnsi="Arial" w:cs="Arial"/>
+          <w:b/>
+          <w:color w:val="000000"/>
+          <w:sz w:val="18"/>
+          <w:highlight w:val="lightGray"/>
+        </w:rPr>
+        <w:t>From:</w:t>
+      </w:r>
+      <w:r>
+        <w:rPr>
+          <w:rFonts w:ascii="Arial" w:eastAsia="Arial" w:hAnsi="Arial" w:cs="Arial"/>
+          <w:color w:val="000000"/>
+          <w:sz w:val="18"/>
+          <w:highlight w:val="lightGray"/>
+        </w:rPr>
+        <w:t xml:space="preserve"> [Chatgpt (GPT</w:t>
+      </w:r>
+      <w:r>
+        <w:rPr>
+          <w:rFonts w:ascii="Arial" w:eastAsia="Arial" w:hAnsi="Arial" w:cs="Cambria Math"/>
+          <w:color w:val="000000"/>
+          <w:sz w:val="18"/>
+          <w:highlight w:val="lightGray"/>
         </w:rPr>
         <w:t>‑</w:t>
       </w:r>
       <w:r>
         <w:rPr>
-          <w:b/>
-          <w:sz w:val="14"/>
-          <w:szCs w:val="14"/>
-          <w:shd w:val="clear" w:color="auto" w:fill="B7B7B7"/>
-        </w:rPr>
-        <w:t>5 Mini) at [8/15/2025]</w:t>
+          <w:rFonts w:ascii="Arial" w:eastAsia="Arial" w:hAnsi="Arial" w:cs="Arial"/>
+          <w:color w:val="000000"/>
+          <w:sz w:val="18"/>
+          <w:highlight w:val="lightGray"/>
+        </w:rPr>
+        <w:t xml:space="preserve">5 Mini)] </w:t>
+      </w:r>
+      <w:r>
+        <w:rPr>
+          <w:rFonts w:ascii="Arial" w:eastAsia="Arial" w:hAnsi="Arial" w:cs="Arial"/>
+          <w:b/>
+          <w:color w:val="000000"/>
+          <w:sz w:val="18"/>
+          <w:highlight w:val="lightGray"/>
+        </w:rPr>
+        <w:t>on</w:t>
+      </w:r>
+      <w:r>
+        <w:rPr>
+          <w:rFonts w:ascii="Arial" w:eastAsia="Arial" w:hAnsi="Arial"/>
+          <w:sz w:val="18"/>
+          <w:highlight w:val="lightGray"/>
+        </w:rPr>
+        <w:t xml:space="preserve"> [8/15/2025]</w:t>
       </w:r>
     </w:p>
     <w:p>
@@ -171,7 +197,7 @@
           <w:ilvl w:val="0"/>
           <w:numId w:val="2"/>
         </w:numPr>
-        <w:spacing w:before="240"/>
+        <w:spacing w:before="240" w:after="0" w:line="276" w:lineRule="auto"/>
       </w:pPr>
       <w:r>
         <w:rPr>
@@ -199,7 +225,7 @@
           <w:ilvl w:val="0"/>
           <w:numId w:val="2"/>
         </w:numPr>
-        <w:spacing w:after="240"/>
+        <w:spacing w:after="240" w:line="276" w:lineRule="auto"/>
       </w:pPr>
       <w:r>
         <w:rPr>
@@ -223,7 +249,7 @@
     </w:p>
     <w:p>
       <w:r>
-        <w:pict w14:anchorId="04B5494C">
+        <w:pict w14:anchorId="49D60058">
           <v:rect id="_x0000_i1025" style="width:0;height:1.5pt" o:hralign="center" o:hrstd="t" o:hr="t" fillcolor="#a0a0a0" stroked="f"/>
         </w:pict>
       </w:r>
@@ -256,51 +282,77 @@
       </w:pPr>
       <w:r>
         <w:rPr>
-          <w:b/>
-          <w:shd w:val="clear" w:color="auto" w:fill="B7B7B7"/>
-        </w:rPr>
-        <w:t># Source</w:t>
-      </w:r>
-      <w:r>
-        <w:rPr>
-          <w:shd w:val="clear" w:color="auto" w:fill="B7B7B7"/>
-        </w:rPr>
-        <w:t xml:space="preserve">: </w:t>
-      </w:r>
-      <w:r>
-        <w:rPr>
-          <w:b/>
-          <w:shd w:val="clear" w:color="auto" w:fill="B7B7B7"/>
-        </w:rPr>
-        <w:t xml:space="preserve">Chatgpt </w:t>
-      </w:r>
-      <w:r>
-        <w:rPr>
-          <w:b/>
-          <w:sz w:val="14"/>
-          <w:szCs w:val="14"/>
-          <w:shd w:val="clear" w:color="auto" w:fill="B7B7B7"/>
-        </w:rPr>
-        <w:t>(GPT</w:t>
-      </w:r>
-      <w:r>
-        <w:rPr>
-          <w:rFonts w:ascii="Cambria Math" w:hAnsi="Cambria Math" w:cs="Cambria Math"/>
-          <w:b/>
-          <w:sz w:val="14"/>
-          <w:szCs w:val="14"/>
-          <w:shd w:val="clear" w:color="auto" w:fill="B7B7B7"/>
+          <w:rFonts w:ascii="Arial" w:eastAsia="Arial" w:hAnsi="Arial" w:cs="Arial"/>
+          <w:b/>
+          <w:color w:val="000000"/>
+          <w:sz w:val="18"/>
+          <w:highlight w:val="lightGray"/>
+        </w:rPr>
+        <w:t># Source: AI Source: Provided by: [Data Path</w:t>
+      </w:r>
+      <w:r>
+        <w:rPr>
+          <w:rFonts w:ascii="Arial" w:eastAsia="Arial" w:hAnsi="Arial" w:cs="Arial"/>
+          <w:color w:val="000000"/>
+          <w:sz w:val="18"/>
+          <w:highlight w:val="lightGray"/>
+        </w:rPr>
+        <w:t xml:space="preserve">: Persons Table -&gt; ID Column: 1, Name_En Column: Motasem Essam] -&gt; </w:t>
+      </w:r>
+      <w:r>
+        <w:rPr>
+          <w:rFonts w:ascii="Arial" w:eastAsia="Arial" w:hAnsi="Arial" w:cs="Arial"/>
+          <w:b/>
+          <w:color w:val="000000"/>
+          <w:sz w:val="18"/>
+          <w:highlight w:val="lightGray"/>
+        </w:rPr>
+        <w:t>From:</w:t>
+      </w:r>
+      <w:r>
+        <w:rPr>
+          <w:rFonts w:ascii="Arial" w:eastAsia="Arial" w:hAnsi="Arial" w:cs="Arial"/>
+          <w:color w:val="000000"/>
+          <w:sz w:val="18"/>
+          <w:highlight w:val="lightGray"/>
+        </w:rPr>
+        <w:t xml:space="preserve"> [Chatgpt (GPT</w:t>
+      </w:r>
+      <w:r>
+        <w:rPr>
+          <w:rFonts w:ascii="Arial" w:eastAsia="Arial" w:hAnsi="Arial" w:cs="Cambria Math"/>
+          <w:color w:val="000000"/>
+          <w:sz w:val="18"/>
+          <w:highlight w:val="lightGray"/>
         </w:rPr>
         <w:t>‑</w:t>
       </w:r>
       <w:r>
         <w:rPr>
-          <w:b/>
-          <w:sz w:val="14"/>
-          <w:szCs w:val="14"/>
-          <w:shd w:val="clear" w:color="auto" w:fill="B7B7B7"/>
-        </w:rPr>
-        <w:t>5 Mini) at [8/15/2025]</w:t>
+          <w:rFonts w:ascii="Arial" w:eastAsia="Arial" w:hAnsi="Arial" w:cs="Arial"/>
+          <w:color w:val="000000"/>
+          <w:sz w:val="18"/>
+          <w:highlight w:val="lightGray"/>
+        </w:rPr>
+        <w:t xml:space="preserve">5 Mini)] </w:t>
+      </w:r>
+      <w:r>
+        <w:rPr>
+          <w:rFonts w:ascii="Arial" w:eastAsia="Arial" w:hAnsi="Arial" w:cs="Arial"/>
+          <w:b/>
+          <w:color w:val="000000"/>
+          <w:sz w:val="18"/>
+          <w:highlight w:val="lightGray"/>
+        </w:rPr>
+        <w:t>on</w:t>
+      </w:r>
+      <w:r>
+        <w:rPr>
+          <w:rFonts w:ascii="Arial" w:eastAsia="Arial" w:hAnsi="Arial"/>
+          <w:sz w:val="18"/>
+          <w:highlight w:val="lightGray"/>
+        </w:rPr>
+        <w:t xml:space="preserve"> [8/15/2025]</w:t>
       </w:r>
     </w:p>
     <w:p>
@@ -309,7 +361,7 @@
           <w:ilvl w:val="0"/>
           <w:numId w:val="3"/>
         </w:numPr>
-        <w:spacing w:before="240"/>
+        <w:spacing w:before="240" w:after="0" w:line="276" w:lineRule="auto"/>
       </w:pPr>
       <w:r>
         <w:rPr>
@@ -343,6 +395,7 @@
           <w:ilvl w:val="0"/>
           <w:numId w:val="3"/>
         </w:numPr>
+        <w:spacing w:after="0" w:line="276" w:lineRule="auto"/>
       </w:pPr>
       <w:r>
         <w:rPr>
@@ -376,7 +429,7 @@
           <w:ilvl w:val="0"/>
           <w:numId w:val="3"/>
         </w:numPr>
-        <w:spacing w:after="240"/>
+        <w:spacing w:after="240" w:line="276" w:lineRule="auto"/>
       </w:pPr>
       <w:r>
         <w:rPr>
@@ -390,7 +443,7 @@
     </w:p>
     <w:p>
       <w:r>
-        <w:pict w14:anchorId="39C9903F">
+        <w:pict w14:anchorId="31D817E5">
           <v:rect id="_x0000_i1026" style="width:0;height:1.5pt" o:hralign="center" o:hrstd="t" o:hr="t" fillcolor="#a0a0a0" stroked="f"/>
         </w:pict>
       </w:r>
@@ -429,51 +482,77 @@
       </w:pPr>
       <w:r>
         <w:rPr>
-          <w:b/>
-          <w:shd w:val="clear" w:color="auto" w:fill="B7B7B7"/>
-        </w:rPr>
-        <w:t># Source</w:t>
-      </w:r>
-      <w:r>
-        <w:rPr>
-          <w:shd w:val="clear" w:color="auto" w:fill="B7B7B7"/>
-        </w:rPr>
-        <w:t xml:space="preserve">: </w:t>
-      </w:r>
-      <w:r>
-        <w:rPr>
-          <w:b/>
-          <w:shd w:val="clear" w:color="auto" w:fill="B7B7B7"/>
-        </w:rPr>
-        <w:t xml:space="preserve">Chatgpt </w:t>
-      </w:r>
-      <w:r>
-        <w:rPr>
-          <w:b/>
-          <w:sz w:val="14"/>
-          <w:szCs w:val="14"/>
-          <w:shd w:val="clear" w:color="auto" w:fill="B7B7B7"/>
-        </w:rPr>
-        <w:t>(GPT</w:t>
-      </w:r>
-      <w:r>
-        <w:rPr>
-          <w:rFonts w:ascii="Cambria Math" w:hAnsi="Cambria Math" w:cs="Cambria Math"/>
-          <w:b/>
-          <w:sz w:val="14"/>
-          <w:szCs w:val="14"/>
-          <w:shd w:val="clear" w:color="auto" w:fill="B7B7B7"/>
+          <w:rFonts w:ascii="Arial" w:eastAsia="Arial" w:hAnsi="Arial" w:cs="Arial"/>
+          <w:b/>
+          <w:color w:val="000000"/>
+          <w:sz w:val="18"/>
+          <w:highlight w:val="lightGray"/>
+        </w:rPr>
+        <w:t># Source: AI Source: Provided by: [Data Path</w:t>
+      </w:r>
+      <w:r>
+        <w:rPr>
+          <w:rFonts w:ascii="Arial" w:eastAsia="Arial" w:hAnsi="Arial" w:cs="Arial"/>
+          <w:color w:val="000000"/>
+          <w:sz w:val="18"/>
+          <w:highlight w:val="lightGray"/>
+        </w:rPr>
+        <w:t xml:space="preserve">: Persons Table -&gt; ID Column: 1, Name_En Column: Motasem Essam] -&gt; </w:t>
+      </w:r>
+      <w:r>
+        <w:rPr>
+          <w:rFonts w:ascii="Arial" w:eastAsia="Arial" w:hAnsi="Arial" w:cs="Arial"/>
+          <w:b/>
+          <w:color w:val="000000"/>
+          <w:sz w:val="18"/>
+          <w:highlight w:val="lightGray"/>
+        </w:rPr>
+        <w:t>From:</w:t>
+      </w:r>
+      <w:r>
+        <w:rPr>
+          <w:rFonts w:ascii="Arial" w:eastAsia="Arial" w:hAnsi="Arial" w:cs="Arial"/>
+          <w:color w:val="000000"/>
+          <w:sz w:val="18"/>
+          <w:highlight w:val="lightGray"/>
+        </w:rPr>
+        <w:t xml:space="preserve"> [Chatgpt (GPT</w:t>
+      </w:r>
+      <w:r>
+        <w:rPr>
+          <w:rFonts w:ascii="Arial" w:eastAsia="Arial" w:hAnsi="Arial" w:cs="Cambria Math"/>
+          <w:color w:val="000000"/>
+          <w:sz w:val="18"/>
+          <w:highlight w:val="lightGray"/>
         </w:rPr>
         <w:t>‑</w:t>
       </w:r>
       <w:r>
         <w:rPr>
-          <w:b/>
-          <w:sz w:val="14"/>
-          <w:szCs w:val="14"/>
-          <w:shd w:val="clear" w:color="auto" w:fill="B7B7B7"/>
-        </w:rPr>
-        <w:t>5 Mini) at [8/15/2025]</w:t>
+          <w:rFonts w:ascii="Arial" w:eastAsia="Arial" w:hAnsi="Arial" w:cs="Arial"/>
+          <w:color w:val="000000"/>
+          <w:sz w:val="18"/>
+          <w:highlight w:val="lightGray"/>
+        </w:rPr>
+        <w:t xml:space="preserve">5 Mini)] </w:t>
+      </w:r>
+      <w:r>
+        <w:rPr>
+          <w:rFonts w:ascii="Arial" w:eastAsia="Arial" w:hAnsi="Arial" w:cs="Arial"/>
+          <w:b/>
+          <w:color w:val="000000"/>
+          <w:sz w:val="18"/>
+          <w:highlight w:val="lightGray"/>
+        </w:rPr>
+        <w:t>on</w:t>
+      </w:r>
+      <w:r>
+        <w:rPr>
+          <w:rFonts w:ascii="Arial" w:eastAsia="Arial" w:hAnsi="Arial"/>
+          <w:sz w:val="18"/>
+          <w:highlight w:val="lightGray"/>
+        </w:rPr>
+        <w:t xml:space="preserve"> [8/15/2025]</w:t>
       </w:r>
     </w:p>
     <w:p>
@@ -481,9 +560,8 @@
         <w:rPr>
           <w:noProof/>
         </w:rPr>
-        <w:lastRenderedPageBreak/>
         <w:drawing>
-          <wp:inline distT="114300" distB="114300" distL="114300" distR="114300" wp14:anchorId="11E1F1D4" wp14:editId="240706D8">
+          <wp:inline distT="114300" distB="114300" distL="114300" distR="114300" wp14:anchorId="07EE3E06" wp14:editId="59CE2F8A">
             <wp:extent cx="5943600" cy="1206500"/>
             <wp:effectExtent l="0" t="0" r="0" b="0"/>
             <wp:docPr id="1" name="image2.png"/>
@@ -1178,7 +1256,7 @@
           <w:ilvl w:val="0"/>
           <w:numId w:val="4"/>
         </w:numPr>
-        <w:spacing w:before="240"/>
+        <w:spacing w:before="240" w:after="0" w:line="276" w:lineRule="auto"/>
       </w:pPr>
       <w:r>
         <w:rPr>
@@ -1212,7 +1290,7 @@
           <w:ilvl w:val="0"/>
           <w:numId w:val="4"/>
         </w:numPr>
-        <w:spacing w:after="240"/>
+        <w:spacing w:after="240" w:line="276" w:lineRule="auto"/>
       </w:pPr>
       <w:r>
         <w:rPr>
@@ -1255,7 +1333,7 @@
     </w:p>
     <w:p>
       <w:r>
-        <w:pict w14:anchorId="04AF9E1A">
+        <w:pict w14:anchorId="4A19838F">
           <v:rect id="_x0000_i1027" style="width:0;height:1.5pt" o:hralign="center" o:hrstd="t" o:hr="t" fillcolor="#a0a0a0" stroked="f"/>
         </w:pict>
       </w:r>
@@ -1288,51 +1366,77 @@
       </w:pPr>
       <w:r>
         <w:rPr>
-          <w:b/>
-          <w:shd w:val="clear" w:color="auto" w:fill="B7B7B7"/>
-        </w:rPr>
-        <w:t># Source</w:t>
-      </w:r>
-      <w:r>
-        <w:rPr>
-          <w:shd w:val="clear" w:color="auto" w:fill="B7B7B7"/>
-        </w:rPr>
-        <w:t xml:space="preserve">: </w:t>
-      </w:r>
-      <w:r>
-        <w:rPr>
-          <w:b/>
-          <w:shd w:val="clear" w:color="auto" w:fill="B7B7B7"/>
-        </w:rPr>
-        <w:t xml:space="preserve">Chatgpt </w:t>
-      </w:r>
-      <w:r>
-        <w:rPr>
-          <w:b/>
-          <w:sz w:val="14"/>
-          <w:szCs w:val="14"/>
-          <w:shd w:val="clear" w:color="auto" w:fill="B7B7B7"/>
-        </w:rPr>
-        <w:t>(GPT</w:t>
-      </w:r>
-      <w:r>
-        <w:rPr>
-          <w:rFonts w:ascii="Cambria Math" w:hAnsi="Cambria Math" w:cs="Cambria Math"/>
-          <w:b/>
-          <w:sz w:val="14"/>
-          <w:szCs w:val="14"/>
-          <w:shd w:val="clear" w:color="auto" w:fill="B7B7B7"/>
+          <w:rFonts w:ascii="Arial" w:eastAsia="Arial" w:hAnsi="Arial" w:cs="Arial"/>
+          <w:b/>
+          <w:color w:val="000000"/>
+          <w:sz w:val="18"/>
+          <w:highlight w:val="lightGray"/>
+        </w:rPr>
+        <w:t># Source: AI Source: Provided by: [Data Path</w:t>
+      </w:r>
+      <w:r>
+        <w:rPr>
+          <w:rFonts w:ascii="Arial" w:eastAsia="Arial" w:hAnsi="Arial" w:cs="Arial"/>
+          <w:color w:val="000000"/>
+          <w:sz w:val="18"/>
+          <w:highlight w:val="lightGray"/>
+        </w:rPr>
+        <w:t xml:space="preserve">: Persons Table -&gt; ID Column: 1, Name_En Column: Motasem Essam] -&gt; </w:t>
+      </w:r>
+      <w:r>
+        <w:rPr>
+          <w:rFonts w:ascii="Arial" w:eastAsia="Arial" w:hAnsi="Arial" w:cs="Arial"/>
+          <w:b/>
+          <w:color w:val="000000"/>
+          <w:sz w:val="18"/>
+          <w:highlight w:val="lightGray"/>
+        </w:rPr>
+        <w:t>From:</w:t>
+      </w:r>
+      <w:r>
+        <w:rPr>
+          <w:rFonts w:ascii="Arial" w:eastAsia="Arial" w:hAnsi="Arial" w:cs="Arial"/>
+          <w:color w:val="000000"/>
+          <w:sz w:val="18"/>
+          <w:highlight w:val="lightGray"/>
+        </w:rPr>
+        <w:t xml:space="preserve"> [Chatgpt (GPT</w:t>
+      </w:r>
+      <w:r>
+        <w:rPr>
+          <w:rFonts w:ascii="Arial" w:eastAsia="Arial" w:hAnsi="Arial" w:cs="Cambria Math"/>
+          <w:color w:val="000000"/>
+          <w:sz w:val="18"/>
+          <w:highlight w:val="lightGray"/>
         </w:rPr>
         <w:t>‑</w:t>
       </w:r>
       <w:r>
         <w:rPr>
-          <w:b/>
-          <w:sz w:val="14"/>
-          <w:szCs w:val="14"/>
-          <w:shd w:val="clear" w:color="auto" w:fill="B7B7B7"/>
-        </w:rPr>
-        <w:t>5 Mini) at [8/15/2025]</w:t>
+          <w:rFonts w:ascii="Arial" w:eastAsia="Arial" w:hAnsi="Arial" w:cs="Arial"/>
+          <w:color w:val="000000"/>
+          <w:sz w:val="18"/>
+          <w:highlight w:val="lightGray"/>
+        </w:rPr>
+        <w:t xml:space="preserve">5 Mini)] </w:t>
+      </w:r>
+      <w:r>
+        <w:rPr>
+          <w:rFonts w:ascii="Arial" w:eastAsia="Arial" w:hAnsi="Arial" w:cs="Arial"/>
+          <w:b/>
+          <w:color w:val="000000"/>
+          <w:sz w:val="18"/>
+          <w:highlight w:val="lightGray"/>
+        </w:rPr>
+        <w:t>on</w:t>
+      </w:r>
+      <w:r>
+        <w:rPr>
+          <w:rFonts w:ascii="Arial" w:eastAsia="Arial" w:hAnsi="Arial"/>
+          <w:sz w:val="18"/>
+          <w:highlight w:val="lightGray"/>
+        </w:rPr>
+        <w:t xml:space="preserve"> [8/15/2025]</w:t>
       </w:r>
     </w:p>
     <w:p>
@@ -1357,7 +1461,7 @@
           <w:ilvl w:val="0"/>
           <w:numId w:val="6"/>
         </w:numPr>
-        <w:spacing w:before="240"/>
+        <w:spacing w:before="240" w:after="0" w:line="276" w:lineRule="auto"/>
       </w:pPr>
       <w:r>
         <w:rPr>
@@ -1404,6 +1508,7 @@
           <w:ilvl w:val="0"/>
           <w:numId w:val="6"/>
         </w:numPr>
+        <w:spacing w:after="0" w:line="276" w:lineRule="auto"/>
       </w:pPr>
       <w:r>
         <w:rPr>
@@ -1450,6 +1555,7 @@
           <w:ilvl w:val="0"/>
           <w:numId w:val="6"/>
         </w:numPr>
+        <w:spacing w:after="0" w:line="276" w:lineRule="auto"/>
       </w:pPr>
       <w:r>
         <w:rPr>
@@ -1496,7 +1602,7 @@
           <w:ilvl w:val="0"/>
           <w:numId w:val="6"/>
         </w:numPr>
-        <w:spacing w:after="240"/>
+        <w:spacing w:after="240" w:line="276" w:lineRule="auto"/>
       </w:pPr>
       <w:r>
         <w:rPr>
@@ -1543,9 +1649,8 @@
           <w:rFonts w:ascii="Roboto Mono" w:eastAsia="Roboto Mono" w:hAnsi="Roboto Mono" w:cs="Roboto Mono"/>
           <w:noProof/>
         </w:rPr>
-        <w:lastRenderedPageBreak/>
         <w:drawing>
-          <wp:inline distT="114300" distB="114300" distL="114300" distR="114300" wp14:anchorId="3C9E421E" wp14:editId="1E5B54D6">
+          <wp:inline distT="114300" distB="114300" distL="114300" distR="114300" wp14:anchorId="5602A649" wp14:editId="3EB2209A">
             <wp:extent cx="5943600" cy="1244600"/>
             <wp:effectExtent l="0" t="0" r="0" b="0"/>
             <wp:docPr id="2" name="image1.png"/>
@@ -2242,7 +2347,7 @@
     </w:tbl>
     <w:p>
       <w:r>
-        <w:pict w14:anchorId="6050FD6C">
+        <w:pict w14:anchorId="4FD8D6D8">
           <v:rect id="_x0000_i1028" style="width:0;height:1.5pt" o:hralign="center" o:hrstd="t" o:hr="t" fillcolor="#a0a0a0" stroked="f"/>
         </w:pict>
       </w:r>
@@ -2275,51 +2380,77 @@
       </w:pPr>
       <w:r>
         <w:rPr>
-          <w:b/>
-          <w:shd w:val="clear" w:color="auto" w:fill="B7B7B7"/>
-        </w:rPr>
-        <w:t># Source</w:t>
-      </w:r>
-      <w:r>
-        <w:rPr>
-          <w:shd w:val="clear" w:color="auto" w:fill="B7B7B7"/>
-        </w:rPr>
-        <w:t xml:space="preserve">: </w:t>
-      </w:r>
-      <w:r>
-        <w:rPr>
-          <w:b/>
-          <w:shd w:val="clear" w:color="auto" w:fill="B7B7B7"/>
-        </w:rPr>
-        <w:t xml:space="preserve">Chatgpt </w:t>
-      </w:r>
-      <w:r>
-        <w:rPr>
-          <w:b/>
-          <w:sz w:val="14"/>
-          <w:szCs w:val="14"/>
-          <w:shd w:val="clear" w:color="auto" w:fill="B7B7B7"/>
-        </w:rPr>
-        <w:t>(GPT</w:t>
-      </w:r>
-      <w:r>
-        <w:rPr>
-          <w:rFonts w:ascii="Cambria Math" w:hAnsi="Cambria Math" w:cs="Cambria Math"/>
-          <w:b/>
-          <w:sz w:val="14"/>
-          <w:szCs w:val="14"/>
-          <w:shd w:val="clear" w:color="auto" w:fill="B7B7B7"/>
+          <w:rFonts w:ascii="Arial" w:eastAsia="Arial" w:hAnsi="Arial" w:cs="Arial"/>
+          <w:b/>
+          <w:color w:val="000000"/>
+          <w:sz w:val="18"/>
+          <w:highlight w:val="lightGray"/>
+        </w:rPr>
+        <w:t># Source: AI Source: Provided by: [Data Path</w:t>
+      </w:r>
+      <w:r>
+        <w:rPr>
+          <w:rFonts w:ascii="Arial" w:eastAsia="Arial" w:hAnsi="Arial" w:cs="Arial"/>
+          <w:color w:val="000000"/>
+          <w:sz w:val="18"/>
+          <w:highlight w:val="lightGray"/>
+        </w:rPr>
+        <w:t xml:space="preserve">: Persons Table -&gt; ID Column: 1, Name_En Column: Motasem Essam] -&gt; </w:t>
+      </w:r>
+      <w:r>
+        <w:rPr>
+          <w:rFonts w:ascii="Arial" w:eastAsia="Arial" w:hAnsi="Arial" w:cs="Arial"/>
+          <w:b/>
+          <w:color w:val="000000"/>
+          <w:sz w:val="18"/>
+          <w:highlight w:val="lightGray"/>
+        </w:rPr>
+        <w:t>From:</w:t>
+      </w:r>
+      <w:r>
+        <w:rPr>
+          <w:rFonts w:ascii="Arial" w:eastAsia="Arial" w:hAnsi="Arial" w:cs="Arial"/>
+          <w:color w:val="000000"/>
+          <w:sz w:val="18"/>
+          <w:highlight w:val="lightGray"/>
+        </w:rPr>
+        <w:t xml:space="preserve"> [Chatgpt (GPT</w:t>
+      </w:r>
+      <w:r>
+        <w:rPr>
+          <w:rFonts w:ascii="Arial" w:eastAsia="Arial" w:hAnsi="Arial" w:cs="Cambria Math"/>
+          <w:color w:val="000000"/>
+          <w:sz w:val="18"/>
+          <w:highlight w:val="lightGray"/>
         </w:rPr>
         <w:t>‑</w:t>
       </w:r>
       <w:r>
         <w:rPr>
-          <w:b/>
-          <w:sz w:val="14"/>
-          <w:szCs w:val="14"/>
-          <w:shd w:val="clear" w:color="auto" w:fill="B7B7B7"/>
-        </w:rPr>
-        <w:t>5 Mini) at [8/15/2025]</w:t>
+          <w:rFonts w:ascii="Arial" w:eastAsia="Arial" w:hAnsi="Arial" w:cs="Arial"/>
+          <w:color w:val="000000"/>
+          <w:sz w:val="18"/>
+          <w:highlight w:val="lightGray"/>
+        </w:rPr>
+        <w:t xml:space="preserve">5 Mini)] </w:t>
+      </w:r>
+      <w:r>
+        <w:rPr>
+          <w:rFonts w:ascii="Arial" w:eastAsia="Arial" w:hAnsi="Arial" w:cs="Arial"/>
+          <w:b/>
+          <w:color w:val="000000"/>
+          <w:sz w:val="18"/>
+          <w:highlight w:val="lightGray"/>
+        </w:rPr>
+        <w:t>on</w:t>
+      </w:r>
+      <w:r>
+        <w:rPr>
+          <w:rFonts w:ascii="Arial" w:eastAsia="Arial" w:hAnsi="Arial"/>
+          <w:sz w:val="18"/>
+          <w:highlight w:val="lightGray"/>
+        </w:rPr>
+        <w:t xml:space="preserve"> [8/15/2025]</w:t>
       </w:r>
     </w:p>
     <w:p>
@@ -2328,7 +2459,7 @@
           <w:ilvl w:val="0"/>
           <w:numId w:val="5"/>
         </w:numPr>
-        <w:spacing w:before="240"/>
+        <w:spacing w:before="240" w:after="0" w:line="276" w:lineRule="auto"/>
       </w:pPr>
       <w:r>
         <w:rPr>
@@ -2356,6 +2487,7 @@
           <w:ilvl w:val="0"/>
           <w:numId w:val="5"/>
         </w:numPr>
+        <w:spacing w:after="0" w:line="276" w:lineRule="auto"/>
       </w:pPr>
       <w:r>
         <w:rPr>
@@ -2383,6 +2515,7 @@
           <w:ilvl w:val="0"/>
           <w:numId w:val="5"/>
         </w:numPr>
+        <w:spacing w:after="0" w:line="276" w:lineRule="auto"/>
       </w:pPr>
       <w:r>
         <w:rPr>
@@ -2410,7 +2543,7 @@
           <w:ilvl w:val="0"/>
           <w:numId w:val="5"/>
         </w:numPr>
-        <w:spacing w:after="240"/>
+        <w:spacing w:after="240" w:line="276" w:lineRule="auto"/>
       </w:pPr>
       <w:r>
         <w:rPr>
@@ -2434,7 +2567,7 @@
     </w:p>
     <w:p>
       <w:r>
-        <w:pict w14:anchorId="1E16F7FF">
+        <w:pict w14:anchorId="4CB70AC3">
           <v:rect id="_x0000_i1029" style="width:0;height:1.5pt" o:hralign="center" o:hrstd="t" o:hr="t" fillcolor="#a0a0a0" stroked="f"/>
         </w:pict>
       </w:r>
@@ -2472,7 +2605,7 @@
           <w:ilvl w:val="0"/>
           <w:numId w:val="1"/>
         </w:numPr>
-        <w:spacing w:before="240"/>
+        <w:spacing w:before="240" w:after="0" w:line="276" w:lineRule="auto"/>
       </w:pPr>
       <w:r>
         <w:rPr>
@@ -2506,6 +2639,7 @@
           <w:ilvl w:val="0"/>
           <w:numId w:val="1"/>
         </w:numPr>
+        <w:spacing w:after="0" w:line="276" w:lineRule="auto"/>
       </w:pPr>
       <w:r>
         <w:rPr>
@@ -2539,13 +2673,12 @@
           <w:ilvl w:val="0"/>
           <w:numId w:val="1"/>
         </w:numPr>
-        <w:spacing w:after="240"/>
+        <w:spacing w:after="240" w:line="276" w:lineRule="auto"/>
       </w:pPr>
       <w:r>
         <w:rPr>
           <w:rFonts w:ascii="Roboto Mono" w:eastAsia="Roboto Mono" w:hAnsi="Roboto Mono" w:cs="Roboto Mono"/>
         </w:rPr>
-        <w:lastRenderedPageBreak/>
         <w:t xml:space="preserve">You need to check </w:t>
       </w:r>
       <w:r>
@@ -2570,7 +2703,7 @@
     </w:p>
     <w:p>
       <w:r>
-        <w:pict w14:anchorId="7234AA5B">
+        <w:pict w14:anchorId="2524C311">
           <v:rect id="_x0000_i1030" style="width:0;height:1.5pt" o:hralign="center" o:hrstd="t" o:hr="t" fillcolor="#a0a0a0" stroked="f"/>
         </w:pict>
       </w:r>
@@ -2590,64 +2723,88 @@
       </w:pPr>
       <w:r>
         <w:rPr>
-          <w:b/>
-          <w:shd w:val="clear" w:color="auto" w:fill="B7B7B7"/>
-        </w:rPr>
-        <w:t># Source</w:t>
-      </w:r>
-      <w:r>
-        <w:rPr>
-          <w:shd w:val="clear" w:color="auto" w:fill="B7B7B7"/>
-        </w:rPr>
-        <w:t xml:space="preserve">: </w:t>
-      </w:r>
-      <w:r>
-        <w:rPr>
-          <w:b/>
-          <w:shd w:val="clear" w:color="auto" w:fill="B7B7B7"/>
-        </w:rPr>
-        <w:t xml:space="preserve">Chatgpt </w:t>
-      </w:r>
-      <w:r>
-        <w:rPr>
-          <w:b/>
-          <w:sz w:val="14"/>
-          <w:szCs w:val="14"/>
-          <w:shd w:val="clear" w:color="auto" w:fill="B7B7B7"/>
-        </w:rPr>
-        <w:t>(GPT</w:t>
-      </w:r>
-      <w:r>
-        <w:rPr>
-          <w:rFonts w:ascii="Cambria Math" w:hAnsi="Cambria Math" w:cs="Cambria Math"/>
-          <w:b/>
-          <w:sz w:val="14"/>
-          <w:szCs w:val="14"/>
-          <w:shd w:val="clear" w:color="auto" w:fill="B7B7B7"/>
+          <w:rFonts w:ascii="Arial" w:eastAsia="Arial" w:hAnsi="Arial" w:cs="Arial"/>
+          <w:b/>
+          <w:color w:val="000000"/>
+          <w:sz w:val="18"/>
+          <w:highlight w:val="lightGray"/>
+        </w:rPr>
+        <w:t># Source: AI Source: Provided by: [Data Path</w:t>
+      </w:r>
+      <w:r>
+        <w:rPr>
+          <w:rFonts w:ascii="Arial" w:eastAsia="Arial" w:hAnsi="Arial" w:cs="Arial"/>
+          <w:color w:val="000000"/>
+          <w:sz w:val="18"/>
+          <w:highlight w:val="lightGray"/>
+        </w:rPr>
+        <w:t xml:space="preserve">: Persons Table -&gt; ID Column: 1, Name_En Column: Motasem Essam] -&gt; </w:t>
+      </w:r>
+      <w:r>
+        <w:rPr>
+          <w:rFonts w:ascii="Arial" w:eastAsia="Arial" w:hAnsi="Arial" w:cs="Arial"/>
+          <w:b/>
+          <w:color w:val="000000"/>
+          <w:sz w:val="18"/>
+          <w:highlight w:val="lightGray"/>
+        </w:rPr>
+        <w:t>From:</w:t>
+      </w:r>
+      <w:r>
+        <w:rPr>
+          <w:rFonts w:ascii="Arial" w:eastAsia="Arial" w:hAnsi="Arial" w:cs="Arial"/>
+          <w:color w:val="000000"/>
+          <w:sz w:val="18"/>
+          <w:highlight w:val="lightGray"/>
+        </w:rPr>
+        <w:t xml:space="preserve"> [Chatgpt (GPT</w:t>
+      </w:r>
+      <w:r>
+        <w:rPr>
+          <w:rFonts w:ascii="Arial" w:eastAsia="Arial" w:hAnsi="Arial" w:cs="Cambria Math"/>
+          <w:color w:val="000000"/>
+          <w:sz w:val="18"/>
+          <w:highlight w:val="lightGray"/>
         </w:rPr>
         <w:t>‑</w:t>
       </w:r>
       <w:r>
         <w:rPr>
-          <w:b/>
-          <w:sz w:val="14"/>
-          <w:szCs w:val="14"/>
-          <w:shd w:val="clear" w:color="auto" w:fill="B7B7B7"/>
-        </w:rPr>
-        <w:t>5 Mini) at [9/13/2025]</w:t>
-      </w:r>
-    </w:p>
-    <w:p>
-      <w:pPr>
-        <w:rPr>
-          <w:rFonts w:ascii="Roboto Mono" w:hAnsi="Roboto Mono"/>
-          <w:lang w:val="en-US"/>
-        </w:rPr>
-      </w:pPr>
-      <w:r>
-        <w:rPr>
-          <w:rFonts w:ascii="Roboto Mono" w:hAnsi="Roboto Mono"/>
-          <w:lang w:val="en-US"/>
+          <w:rFonts w:ascii="Arial" w:eastAsia="Arial" w:hAnsi="Arial" w:cs="Arial"/>
+          <w:color w:val="000000"/>
+          <w:sz w:val="18"/>
+          <w:highlight w:val="lightGray"/>
+        </w:rPr>
+        <w:t xml:space="preserve">5 Mini)] </w:t>
+      </w:r>
+      <w:r>
+        <w:rPr>
+          <w:rFonts w:ascii="Arial" w:eastAsia="Arial" w:hAnsi="Arial" w:cs="Arial"/>
+          <w:b/>
+          <w:color w:val="000000"/>
+          <w:sz w:val="18"/>
+          <w:highlight w:val="lightGray"/>
+        </w:rPr>
+        <w:t>on</w:t>
+      </w:r>
+      <w:r>
+        <w:rPr>
+          <w:rFonts w:ascii="Arial" w:eastAsia="Arial" w:hAnsi="Arial"/>
+          <w:sz w:val="18"/>
+          <w:highlight w:val="lightGray"/>
+        </w:rPr>
+        <w:t xml:space="preserve"> [9/13/2025]</w:t>
+      </w:r>
+    </w:p>
+    <w:p>
+      <w:pPr>
+        <w:rPr>
+          <w:rFonts w:ascii="Roboto Mono" w:hAnsi="Roboto Mono"/>
+        </w:rPr>
+      </w:pPr>
+      <w:r>
+        <w:rPr>
+          <w:rFonts w:ascii="Roboto Mono" w:hAnsi="Roboto Mono"/>
         </w:rPr>
         <w:t xml:space="preserve">In </w:t>
       </w:r>
@@ -2656,14 +2813,12 @@
           <w:rFonts w:ascii="Roboto Mono" w:hAnsi="Roboto Mono"/>
           <w:b/>
           <w:bCs/>
-          <w:lang w:val="en-US"/>
         </w:rPr>
         <w:t>Decision Table Testing</w:t>
       </w:r>
       <w:r>
         <w:rPr>
           <w:rFonts w:ascii="Roboto Mono" w:hAnsi="Roboto Mono"/>
-          <w:lang w:val="en-US"/>
         </w:rPr>
         <w:t>:</w:t>
       </w:r>
@@ -2672,15 +2827,13 @@
       <w:pPr>
         <w:rPr>
           <w:rFonts w:ascii="Roboto Mono" w:hAnsi="Roboto Mono"/>
-          <w:lang w:val="en-US"/>
-        </w:rPr>
-      </w:pPr>
-      <w:r>
-        <w:rPr>
-          <w:rFonts w:ascii="Roboto Mono" w:hAnsi="Roboto Mono"/>
-          <w:lang w:val="en-US"/>
-        </w:rPr>
-        <w:pict w14:anchorId="69785227">
+        </w:rPr>
+      </w:pPr>
+      <w:r>
+        <w:rPr>
+          <w:rFonts w:ascii="Roboto Mono" w:hAnsi="Roboto Mono"/>
+        </w:rPr>
+        <w:pict w14:anchorId="0E5C300E">
           <v:rect id="_x0000_i1031" style="width:0;height:1.5pt" o:hralign="center" o:hrstd="t" o:hr="t" fillcolor="#a0a0a0" stroked="f"/>
         </w:pict>
       </w:r>
@@ -2691,7 +2844,6 @@
           <w:rFonts w:ascii="Roboto Mono" w:hAnsi="Roboto Mono"/>
           <w:b/>
           <w:bCs/>
-          <w:lang w:val="en-US"/>
         </w:rPr>
       </w:pPr>
       <w:r>
@@ -2699,7 +2851,6 @@
           <w:rFonts w:ascii="Segoe UI Emoji" w:hAnsi="Segoe UI Emoji" w:cs="Segoe UI Emoji"/>
           <w:b/>
           <w:bCs/>
-          <w:lang w:val="en-US"/>
         </w:rPr>
         <w:t>📌</w:t>
       </w:r>
@@ -2708,7 +2859,6 @@
           <w:rFonts w:ascii="Roboto Mono" w:hAnsi="Roboto Mono"/>
           <w:b/>
           <w:bCs/>
-          <w:lang w:val="en-US"/>
         </w:rPr>
         <w:t xml:space="preserve"> Definition of Coverage</w:t>
       </w:r>
@@ -2719,15 +2869,14 @@
           <w:ilvl w:val="0"/>
           <w:numId w:val="7"/>
         </w:numPr>
-        <w:rPr>
-          <w:rFonts w:ascii="Roboto Mono" w:hAnsi="Roboto Mono"/>
-          <w:lang w:val="en-US"/>
-        </w:rPr>
-      </w:pPr>
-      <w:r>
-        <w:rPr>
-          <w:rFonts w:ascii="Roboto Mono" w:hAnsi="Roboto Mono"/>
-          <w:lang w:val="en-US"/>
+        <w:spacing w:after="0" w:line="276" w:lineRule="auto"/>
+        <w:rPr>
+          <w:rFonts w:ascii="Roboto Mono" w:hAnsi="Roboto Mono"/>
+        </w:rPr>
+      </w:pPr>
+      <w:r>
+        <w:rPr>
+          <w:rFonts w:ascii="Roboto Mono" w:hAnsi="Roboto Mono"/>
         </w:rPr>
         <w:t xml:space="preserve">The </w:t>
       </w:r>
@@ -2736,14 +2885,12 @@
           <w:rFonts w:ascii="Roboto Mono" w:hAnsi="Roboto Mono"/>
           <w:b/>
           <w:bCs/>
-          <w:lang w:val="en-US"/>
         </w:rPr>
         <w:t>coverage items</w:t>
       </w:r>
       <w:r>
         <w:rPr>
           <w:rFonts w:ascii="Roboto Mono" w:hAnsi="Roboto Mono"/>
-          <w:lang w:val="en-US"/>
         </w:rPr>
         <w:t xml:space="preserve"> are the </w:t>
       </w:r>
@@ -2752,14 +2899,12 @@
           <w:rFonts w:ascii="Roboto Mono" w:hAnsi="Roboto Mono"/>
           <w:b/>
           <w:bCs/>
-          <w:lang w:val="en-US"/>
         </w:rPr>
         <w:t>columns</w:t>
       </w:r>
       <w:r>
         <w:rPr>
           <w:rFonts w:ascii="Roboto Mono" w:hAnsi="Roboto Mono"/>
-          <w:lang w:val="en-US"/>
         </w:rPr>
         <w:t xml:space="preserve"> of the decision table.</w:t>
       </w:r>
@@ -2770,15 +2915,14 @@
           <w:ilvl w:val="0"/>
           <w:numId w:val="7"/>
         </w:numPr>
-        <w:rPr>
-          <w:rFonts w:ascii="Roboto Mono" w:hAnsi="Roboto Mono"/>
-          <w:lang w:val="en-US"/>
-        </w:rPr>
-      </w:pPr>
-      <w:r>
-        <w:rPr>
-          <w:rFonts w:ascii="Roboto Mono" w:hAnsi="Roboto Mono"/>
-          <w:lang w:val="en-US"/>
+        <w:spacing w:after="0" w:line="276" w:lineRule="auto"/>
+        <w:rPr>
+          <w:rFonts w:ascii="Roboto Mono" w:hAnsi="Roboto Mono"/>
+        </w:rPr>
+      </w:pPr>
+      <w:r>
+        <w:rPr>
+          <w:rFonts w:ascii="Roboto Mono" w:hAnsi="Roboto Mono"/>
         </w:rPr>
         <w:t xml:space="preserve">Each column represents a </w:t>
       </w:r>
@@ -2787,14 +2931,12 @@
           <w:rFonts w:ascii="Roboto Mono" w:hAnsi="Roboto Mono"/>
           <w:b/>
           <w:bCs/>
-          <w:lang w:val="en-US"/>
         </w:rPr>
         <w:t>unique decision rule</w:t>
       </w:r>
       <w:r>
         <w:rPr>
           <w:rFonts w:ascii="Roboto Mono" w:hAnsi="Roboto Mono"/>
-          <w:lang w:val="en-US"/>
         </w:rPr>
         <w:t xml:space="preserve"> (a combination of condition values with its corresponding actions).</w:t>
       </w:r>
@@ -2805,9 +2947,9 @@
           <w:ilvl w:val="0"/>
           <w:numId w:val="7"/>
         </w:numPr>
-        <w:rPr>
-          <w:rFonts w:ascii="Roboto Mono" w:hAnsi="Roboto Mono"/>
-          <w:lang w:val="en-US"/>
+        <w:spacing w:after="0" w:line="276" w:lineRule="auto"/>
+        <w:rPr>
+          <w:rFonts w:ascii="Roboto Mono" w:hAnsi="Roboto Mono"/>
         </w:rPr>
       </w:pPr>
       <w:r>
@@ -2815,14 +2957,12 @@
           <w:rFonts w:ascii="Roboto Mono" w:hAnsi="Roboto Mono"/>
           <w:b/>
           <w:bCs/>
-          <w:lang w:val="en-US"/>
         </w:rPr>
         <w:t>Coverage</w:t>
       </w:r>
       <w:r>
         <w:rPr>
           <w:rFonts w:ascii="Roboto Mono" w:hAnsi="Roboto Mono"/>
-          <w:lang w:val="en-US"/>
         </w:rPr>
         <w:t xml:space="preserve"> = the proportion of feasible decision rules (columns) that are exercised by at least one test case.</w:t>
       </w:r>
@@ -2831,15 +2971,13 @@
       <w:pPr>
         <w:rPr>
           <w:rFonts w:ascii="Roboto Mono" w:hAnsi="Roboto Mono"/>
-          <w:lang w:val="en-US"/>
-        </w:rPr>
-      </w:pPr>
-      <w:r>
-        <w:rPr>
-          <w:rFonts w:ascii="Roboto Mono" w:hAnsi="Roboto Mono"/>
-          <w:lang w:val="en-US"/>
-        </w:rPr>
-        <w:pict w14:anchorId="47F48DFD">
+        </w:rPr>
+      </w:pPr>
+      <w:r>
+        <w:rPr>
+          <w:rFonts w:ascii="Roboto Mono" w:hAnsi="Roboto Mono"/>
+        </w:rPr>
+        <w:pict w14:anchorId="01AC4A81">
           <v:rect id="_x0000_i1032" style="width:0;height:1.5pt" o:hralign="center" o:hrstd="t" o:hr="t" fillcolor="#a0a0a0" stroked="f"/>
         </w:pict>
       </w:r>
@@ -2850,7 +2988,6 @@
           <w:rFonts w:ascii="Roboto Mono" w:hAnsi="Roboto Mono"/>
           <w:b/>
           <w:bCs/>
-          <w:lang w:val="en-US"/>
         </w:rPr>
       </w:pPr>
       <w:r>
@@ -2858,7 +2995,6 @@
           <w:rFonts w:ascii="Segoe UI Emoji" w:hAnsi="Segoe UI Emoji" w:cs="Segoe UI Emoji"/>
           <w:b/>
           <w:bCs/>
-          <w:lang w:val="en-US"/>
         </w:rPr>
         <w:t>📊</w:t>
       </w:r>
@@ -2867,7 +3003,6 @@
           <w:rFonts w:ascii="Roboto Mono" w:hAnsi="Roboto Mono"/>
           <w:b/>
           <w:bCs/>
-          <w:lang w:val="en-US"/>
         </w:rPr>
         <w:t xml:space="preserve"> Formula</w:t>
       </w:r>
@@ -2878,7 +3013,6 @@
           <w:rFonts w:ascii="Roboto Mono" w:hAnsi="Roboto Mono"/>
           <w:b/>
           <w:bCs/>
-          <w:lang w:val="en-US"/>
         </w:rPr>
       </w:pPr>
       <w:r>
@@ -2886,7 +3020,7 @@
           <w:noProof/>
         </w:rPr>
         <w:drawing>
-          <wp:inline distT="0" distB="0" distL="0" distR="0" wp14:anchorId="30D26AB6" wp14:editId="1354A136">
+          <wp:inline distT="0" distB="0" distL="0" distR="0" wp14:anchorId="529984DE" wp14:editId="668B1914">
             <wp:extent cx="5943600" cy="630555"/>
             <wp:effectExtent l="0" t="0" r="0" b="0"/>
             <wp:docPr id="773562134" name="Picture 1"/>
@@ -2926,13 +3060,11 @@
       <w:pPr>
         <w:rPr>
           <w:rFonts w:ascii="Roboto Mono" w:hAnsi="Roboto Mono"/>
-          <w:lang w:val="en-US"/>
-        </w:rPr>
-      </w:pPr>
-      <w:r>
-        <w:rPr>
-          <w:rFonts w:ascii="Roboto Mono" w:hAnsi="Roboto Mono"/>
-          <w:lang w:val="en-US"/>
+        </w:rPr>
+      </w:pPr>
+      <w:r>
+        <w:rPr>
+          <w:rFonts w:ascii="Roboto Mono" w:hAnsi="Roboto Mono"/>
         </w:rPr>
         <w:t xml:space="preserve">Decision Table Coverage (%)=Number of exercised decision rules (columns)Total number of feasible decision rules (columns)×100\text{Decision Table Coverage (\%)} = \frac{\text{Number of exercised decision rules (columns)}}{\text{Total number of feasible decision rules (columns)}} \times 100 </w:t>
       </w:r>
@@ -2941,15 +3073,13 @@
       <w:pPr>
         <w:rPr>
           <w:rFonts w:ascii="Roboto Mono" w:hAnsi="Roboto Mono"/>
-          <w:lang w:val="en-US"/>
-        </w:rPr>
-      </w:pPr>
-      <w:r>
-        <w:rPr>
-          <w:rFonts w:ascii="Roboto Mono" w:hAnsi="Roboto Mono"/>
-          <w:lang w:val="en-US"/>
-        </w:rPr>
-        <w:pict w14:anchorId="0BF80B5D">
+        </w:rPr>
+      </w:pPr>
+      <w:r>
+        <w:rPr>
+          <w:rFonts w:ascii="Roboto Mono" w:hAnsi="Roboto Mono"/>
+        </w:rPr>
+        <w:pict w14:anchorId="49B2D9EE">
           <v:rect id="_x0000_i1033" style="width:0;height:1.5pt" o:hralign="center" o:hrstd="t" o:hr="t" fillcolor="#a0a0a0" stroked="f"/>
         </w:pict>
       </w:r>
@@ -2960,7 +3090,6 @@
           <w:rFonts w:ascii="Roboto Mono" w:hAnsi="Roboto Mono"/>
           <w:b/>
           <w:bCs/>
-          <w:lang w:val="en-US"/>
         </w:rPr>
       </w:pPr>
       <w:r>
@@ -2968,7 +3097,6 @@
           <w:rFonts w:ascii="Segoe UI Emoji" w:hAnsi="Segoe UI Emoji" w:cs="Segoe UI Emoji"/>
           <w:b/>
           <w:bCs/>
-          <w:lang w:val="en-US"/>
         </w:rPr>
         <w:t>✅</w:t>
       </w:r>
@@ -2977,7 +3105,6 @@
           <w:rFonts w:ascii="Roboto Mono" w:hAnsi="Roboto Mono"/>
           <w:b/>
           <w:bCs/>
-          <w:lang w:val="en-US"/>
         </w:rPr>
         <w:t xml:space="preserve"> Example</w:t>
       </w:r>
@@ -2986,13 +3113,11 @@
       <w:pPr>
         <w:rPr>
           <w:rFonts w:ascii="Roboto Mono" w:hAnsi="Roboto Mono"/>
-          <w:lang w:val="en-US"/>
-        </w:rPr>
-      </w:pPr>
-      <w:r>
-        <w:rPr>
-          <w:rFonts w:ascii="Roboto Mono" w:hAnsi="Roboto Mono"/>
-          <w:lang w:val="en-US"/>
+        </w:rPr>
+      </w:pPr>
+      <w:r>
+        <w:rPr>
+          <w:rFonts w:ascii="Roboto Mono" w:hAnsi="Roboto Mono"/>
         </w:rPr>
         <w:t xml:space="preserve">Imagine a decision table with </w:t>
       </w:r>
@@ -3001,14 +3126,12 @@
           <w:rFonts w:ascii="Roboto Mono" w:hAnsi="Roboto Mono"/>
           <w:b/>
           <w:bCs/>
-          <w:lang w:val="en-US"/>
         </w:rPr>
         <w:t>2 conditions</w:t>
       </w:r>
       <w:r>
         <w:rPr>
           <w:rFonts w:ascii="Roboto Mono" w:hAnsi="Roboto Mono"/>
-          <w:lang w:val="en-US"/>
         </w:rPr>
         <w:t>, each can be True (T) or False (F):</w:t>
       </w:r>
@@ -3017,7 +3140,6 @@
       <w:pPr>
         <w:rPr>
           <w:rFonts w:ascii="Roboto Mono" w:hAnsi="Roboto Mono"/>
-          <w:lang w:val="en-US"/>
         </w:rPr>
       </w:pPr>
       <w:r>
@@ -3025,7 +3147,7 @@
           <w:noProof/>
         </w:rPr>
         <w:drawing>
-          <wp:inline distT="0" distB="0" distL="0" distR="0" wp14:anchorId="30B946F8" wp14:editId="4EE47454">
+          <wp:inline distT="0" distB="0" distL="0" distR="0" wp14:anchorId="014E0BB5" wp14:editId="2A23C066">
             <wp:extent cx="5943600" cy="1557655"/>
             <wp:effectExtent l="0" t="0" r="0" b="4445"/>
             <wp:docPr id="1486581454" name="Picture 1"/>
@@ -3074,9 +3196,9 @@
         <w:tblLook w:val="04A0" w:firstRow="1" w:lastRow="0" w:firstColumn="1" w:lastColumn="0" w:noHBand="0" w:noVBand="1"/>
       </w:tblPr>
       <w:tblGrid>
-        <w:gridCol w:w="1528"/>
-        <w:gridCol w:w="1513"/>
-        <w:gridCol w:w="868"/>
+        <w:gridCol w:w="1660"/>
+        <w:gridCol w:w="1645"/>
+        <w:gridCol w:w="940"/>
       </w:tblGrid>
       <w:tr>
         <w:trPr>
@@ -3095,7 +3217,6 @@
                 <w:rFonts w:ascii="Roboto Mono" w:hAnsi="Roboto Mono"/>
                 <w:b/>
                 <w:bCs/>
-                <w:lang w:val="en-US"/>
               </w:rPr>
             </w:pPr>
             <w:r>
@@ -3103,9 +3224,7 @@
                 <w:rFonts w:ascii="Roboto Mono" w:hAnsi="Roboto Mono"/>
                 <w:b/>
                 <w:bCs/>
-                <w:lang w:val="en-US"/>
-              </w:rPr>
-              <w:lastRenderedPageBreak/>
+              </w:rPr>
               <w:t>Condition 1</w:t>
             </w:r>
           </w:p>
@@ -3122,7 +3241,6 @@
                 <w:rFonts w:ascii="Roboto Mono" w:hAnsi="Roboto Mono"/>
                 <w:b/>
                 <w:bCs/>
-                <w:lang w:val="en-US"/>
               </w:rPr>
             </w:pPr>
             <w:r>
@@ -3130,7 +3248,6 @@
                 <w:rFonts w:ascii="Roboto Mono" w:hAnsi="Roboto Mono"/>
                 <w:b/>
                 <w:bCs/>
-                <w:lang w:val="en-US"/>
               </w:rPr>
               <w:t>Condition 2</w:t>
             </w:r>
@@ -3148,7 +3265,6 @@
                 <w:rFonts w:ascii="Roboto Mono" w:hAnsi="Roboto Mono"/>
                 <w:b/>
                 <w:bCs/>
-                <w:lang w:val="en-US"/>
               </w:rPr>
             </w:pPr>
             <w:r>
@@ -3156,7 +3272,6 @@
                 <w:rFonts w:ascii="Roboto Mono" w:hAnsi="Roboto Mono"/>
                 <w:b/>
                 <w:bCs/>
-                <w:lang w:val="en-US"/>
               </w:rPr>
               <w:t>Action</w:t>
             </w:r>
@@ -3177,13 +3292,11 @@
             <w:pPr>
               <w:rPr>
                 <w:rFonts w:ascii="Roboto Mono" w:hAnsi="Roboto Mono"/>
-                <w:lang w:val="en-US"/>
-              </w:rPr>
-            </w:pPr>
-            <w:r>
-              <w:rPr>
-                <w:rFonts w:ascii="Roboto Mono" w:hAnsi="Roboto Mono"/>
-                <w:lang w:val="en-US"/>
+              </w:rPr>
+            </w:pPr>
+            <w:r>
+              <w:rPr>
+                <w:rFonts w:ascii="Roboto Mono" w:hAnsi="Roboto Mono"/>
               </w:rPr>
               <w:t>T</w:t>
             </w:r>
@@ -3199,13 +3312,11 @@
             <w:pPr>
               <w:rPr>
                 <w:rFonts w:ascii="Roboto Mono" w:hAnsi="Roboto Mono"/>
-                <w:lang w:val="en-US"/>
-              </w:rPr>
-            </w:pPr>
-            <w:r>
-              <w:rPr>
-                <w:rFonts w:ascii="Roboto Mono" w:hAnsi="Roboto Mono"/>
-                <w:lang w:val="en-US"/>
+              </w:rPr>
+            </w:pPr>
+            <w:r>
+              <w:rPr>
+                <w:rFonts w:ascii="Roboto Mono" w:hAnsi="Roboto Mono"/>
               </w:rPr>
               <w:t>T</w:t>
             </w:r>
@@ -3221,13 +3332,11 @@
             <w:pPr>
               <w:rPr>
                 <w:rFonts w:ascii="Roboto Mono" w:hAnsi="Roboto Mono"/>
-                <w:lang w:val="en-US"/>
-              </w:rPr>
-            </w:pPr>
-            <w:r>
-              <w:rPr>
-                <w:rFonts w:ascii="Roboto Mono" w:hAnsi="Roboto Mono"/>
-                <w:lang w:val="en-US"/>
+              </w:rPr>
+            </w:pPr>
+            <w:r>
+              <w:rPr>
+                <w:rFonts w:ascii="Roboto Mono" w:hAnsi="Roboto Mono"/>
               </w:rPr>
               <w:t>A1</w:t>
             </w:r>
@@ -3248,13 +3357,11 @@
             <w:pPr>
               <w:rPr>
                 <w:rFonts w:ascii="Roboto Mono" w:hAnsi="Roboto Mono"/>
-                <w:lang w:val="en-US"/>
-              </w:rPr>
-            </w:pPr>
-            <w:r>
-              <w:rPr>
-                <w:rFonts w:ascii="Roboto Mono" w:hAnsi="Roboto Mono"/>
-                <w:lang w:val="en-US"/>
+              </w:rPr>
+            </w:pPr>
+            <w:r>
+              <w:rPr>
+                <w:rFonts w:ascii="Roboto Mono" w:hAnsi="Roboto Mono"/>
               </w:rPr>
               <w:t>T</w:t>
             </w:r>
@@ -3270,13 +3377,11 @@
             <w:pPr>
               <w:rPr>
                 <w:rFonts w:ascii="Roboto Mono" w:hAnsi="Roboto Mono"/>
-                <w:lang w:val="en-US"/>
-              </w:rPr>
-            </w:pPr>
-            <w:r>
-              <w:rPr>
-                <w:rFonts w:ascii="Roboto Mono" w:hAnsi="Roboto Mono"/>
-                <w:lang w:val="en-US"/>
+              </w:rPr>
+            </w:pPr>
+            <w:r>
+              <w:rPr>
+                <w:rFonts w:ascii="Roboto Mono" w:hAnsi="Roboto Mono"/>
               </w:rPr>
               <w:t>F</w:t>
             </w:r>
@@ -3292,13 +3397,11 @@
             <w:pPr>
               <w:rPr>
                 <w:rFonts w:ascii="Roboto Mono" w:hAnsi="Roboto Mono"/>
-                <w:lang w:val="en-US"/>
-              </w:rPr>
-            </w:pPr>
-            <w:r>
-              <w:rPr>
-                <w:rFonts w:ascii="Roboto Mono" w:hAnsi="Roboto Mono"/>
-                <w:lang w:val="en-US"/>
+              </w:rPr>
+            </w:pPr>
+            <w:r>
+              <w:rPr>
+                <w:rFonts w:ascii="Roboto Mono" w:hAnsi="Roboto Mono"/>
               </w:rPr>
               <w:t>A2</w:t>
             </w:r>
@@ -3319,13 +3422,11 @@
             <w:pPr>
               <w:rPr>
                 <w:rFonts w:ascii="Roboto Mono" w:hAnsi="Roboto Mono"/>
-                <w:lang w:val="en-US"/>
-              </w:rPr>
-            </w:pPr>
-            <w:r>
-              <w:rPr>
-                <w:rFonts w:ascii="Roboto Mono" w:hAnsi="Roboto Mono"/>
-                <w:lang w:val="en-US"/>
+              </w:rPr>
+            </w:pPr>
+            <w:r>
+              <w:rPr>
+                <w:rFonts w:ascii="Roboto Mono" w:hAnsi="Roboto Mono"/>
               </w:rPr>
               <w:t>F</w:t>
             </w:r>
@@ -3341,13 +3442,11 @@
             <w:pPr>
               <w:rPr>
                 <w:rFonts w:ascii="Roboto Mono" w:hAnsi="Roboto Mono"/>
-                <w:lang w:val="en-US"/>
-              </w:rPr>
-            </w:pPr>
-            <w:r>
-              <w:rPr>
-                <w:rFonts w:ascii="Roboto Mono" w:hAnsi="Roboto Mono"/>
-                <w:lang w:val="en-US"/>
+              </w:rPr>
+            </w:pPr>
+            <w:r>
+              <w:rPr>
+                <w:rFonts w:ascii="Roboto Mono" w:hAnsi="Roboto Mono"/>
               </w:rPr>
               <w:t>T</w:t>
             </w:r>
@@ -3363,13 +3462,11 @@
             <w:pPr>
               <w:rPr>
                 <w:rFonts w:ascii="Roboto Mono" w:hAnsi="Roboto Mono"/>
-                <w:lang w:val="en-US"/>
-              </w:rPr>
-            </w:pPr>
-            <w:r>
-              <w:rPr>
-                <w:rFonts w:ascii="Roboto Mono" w:hAnsi="Roboto Mono"/>
-                <w:lang w:val="en-US"/>
+              </w:rPr>
+            </w:pPr>
+            <w:r>
+              <w:rPr>
+                <w:rFonts w:ascii="Roboto Mono" w:hAnsi="Roboto Mono"/>
               </w:rPr>
               <w:t>A3</w:t>
             </w:r>
@@ -3390,13 +3487,11 @@
             <w:pPr>
               <w:rPr>
                 <w:rFonts w:ascii="Roboto Mono" w:hAnsi="Roboto Mono"/>
-                <w:lang w:val="en-US"/>
-              </w:rPr>
-            </w:pPr>
-            <w:r>
-              <w:rPr>
-                <w:rFonts w:ascii="Roboto Mono" w:hAnsi="Roboto Mono"/>
-                <w:lang w:val="en-US"/>
+              </w:rPr>
+            </w:pPr>
+            <w:r>
+              <w:rPr>
+                <w:rFonts w:ascii="Roboto Mono" w:hAnsi="Roboto Mono"/>
               </w:rPr>
               <w:t>F</w:t>
             </w:r>
@@ -3412,13 +3507,11 @@
             <w:pPr>
               <w:rPr>
                 <w:rFonts w:ascii="Roboto Mono" w:hAnsi="Roboto Mono"/>
-                <w:lang w:val="en-US"/>
-              </w:rPr>
-            </w:pPr>
-            <w:r>
-              <w:rPr>
-                <w:rFonts w:ascii="Roboto Mono" w:hAnsi="Roboto Mono"/>
-                <w:lang w:val="en-US"/>
+              </w:rPr>
+            </w:pPr>
+            <w:r>
+              <w:rPr>
+                <w:rFonts w:ascii="Roboto Mono" w:hAnsi="Roboto Mono"/>
               </w:rPr>
               <w:t>F</w:t>
             </w:r>
@@ -3434,13 +3527,11 @@
             <w:pPr>
               <w:rPr>
                 <w:rFonts w:ascii="Roboto Mono" w:hAnsi="Roboto Mono"/>
-                <w:lang w:val="en-US"/>
-              </w:rPr>
-            </w:pPr>
-            <w:r>
-              <w:rPr>
-                <w:rFonts w:ascii="Roboto Mono" w:hAnsi="Roboto Mono"/>
-                <w:lang w:val="en-US"/>
+              </w:rPr>
+            </w:pPr>
+            <w:r>
+              <w:rPr>
+                <w:rFonts w:ascii="Roboto Mono" w:hAnsi="Roboto Mono"/>
               </w:rPr>
               <w:t>A4</w:t>
             </w:r>
@@ -3452,7 +3543,6 @@
       <w:pPr>
         <w:rPr>
           <w:rFonts w:ascii="Roboto Mono" w:hAnsi="Roboto Mono"/>
-          <w:lang w:val="en-US"/>
         </w:rPr>
       </w:pPr>
       <w:r>
@@ -3460,7 +3550,7 @@
           <w:noProof/>
         </w:rPr>
         <w:drawing>
-          <wp:inline distT="0" distB="0" distL="0" distR="0" wp14:anchorId="2D4FAB5C" wp14:editId="646DB107">
+          <wp:inline distT="0" distB="0" distL="0" distR="0" wp14:anchorId="3898D1E3" wp14:editId="59B8C5B8">
             <wp:extent cx="5943600" cy="807085"/>
             <wp:effectExtent l="0" t="0" r="0" b="0"/>
             <wp:docPr id="649002882" name="Picture 1"/>
@@ -3502,15 +3592,14 @@
           <w:ilvl w:val="0"/>
           <w:numId w:val="8"/>
         </w:numPr>
-        <w:rPr>
-          <w:rFonts w:ascii="Roboto Mono" w:hAnsi="Roboto Mono"/>
-          <w:lang w:val="en-US"/>
-        </w:rPr>
-      </w:pPr>
-      <w:r>
-        <w:rPr>
-          <w:rFonts w:ascii="Roboto Mono" w:hAnsi="Roboto Mono"/>
-          <w:lang w:val="en-US"/>
+        <w:spacing w:after="0" w:line="276" w:lineRule="auto"/>
+        <w:rPr>
+          <w:rFonts w:ascii="Roboto Mono" w:hAnsi="Roboto Mono"/>
+        </w:rPr>
+      </w:pPr>
+      <w:r>
+        <w:rPr>
+          <w:rFonts w:ascii="Roboto Mono" w:hAnsi="Roboto Mono"/>
         </w:rPr>
         <w:t>Total feasible columns (rules) = 4</w:t>
       </w:r>
@@ -3521,28 +3610,23 @@
           <w:ilvl w:val="0"/>
           <w:numId w:val="8"/>
         </w:numPr>
-        <w:rPr>
-          <w:rFonts w:ascii="Roboto Mono" w:hAnsi="Roboto Mono"/>
-          <w:lang w:val="en-US"/>
-        </w:rPr>
-      </w:pPr>
-      <w:r>
-        <w:rPr>
-          <w:rFonts w:ascii="Roboto Mono" w:hAnsi="Roboto Mono"/>
-          <w:lang w:val="en-US"/>
+        <w:spacing w:after="0" w:line="276" w:lineRule="auto"/>
+        <w:rPr>
+          <w:rFonts w:ascii="Roboto Mono" w:hAnsi="Roboto Mono"/>
+        </w:rPr>
+      </w:pPr>
+      <w:r>
+        <w:rPr>
+          <w:rFonts w:ascii="Roboto Mono" w:hAnsi="Roboto Mono"/>
         </w:rPr>
         <w:t xml:space="preserve">If your test cases cover only 3 of them </w:t>
       </w:r>
       <w:r>
-        <w:rPr>
-          <w:lang w:val="en-US"/>
-        </w:rPr>
         <w:t>→</w:t>
       </w:r>
       <w:r>
         <w:rPr>
           <w:rFonts w:ascii="Roboto Mono" w:hAnsi="Roboto Mono"/>
-          <w:lang w:val="en-US"/>
         </w:rPr>
         <w:t xml:space="preserve"> coverage = 34×100=75%\frac{3}{4} \times 100 = 75\%.</w:t>
       </w:r>
@@ -3553,15 +3637,14 @@
           <w:ilvl w:val="0"/>
           <w:numId w:val="8"/>
         </w:numPr>
-        <w:rPr>
-          <w:rFonts w:ascii="Roboto Mono" w:hAnsi="Roboto Mono"/>
-          <w:lang w:val="en-US"/>
-        </w:rPr>
-      </w:pPr>
-      <w:r>
-        <w:rPr>
-          <w:rFonts w:ascii="Roboto Mono" w:hAnsi="Roboto Mono"/>
-          <w:lang w:val="en-US"/>
+        <w:spacing w:after="0" w:line="276" w:lineRule="auto"/>
+        <w:rPr>
+          <w:rFonts w:ascii="Roboto Mono" w:hAnsi="Roboto Mono"/>
+        </w:rPr>
+      </w:pPr>
+      <w:r>
+        <w:rPr>
+          <w:rFonts w:ascii="Roboto Mono" w:hAnsi="Roboto Mono"/>
         </w:rPr>
         <w:t xml:space="preserve">To achieve </w:t>
       </w:r>
@@ -3570,14 +3653,12 @@
           <w:rFonts w:ascii="Roboto Mono" w:hAnsi="Roboto Mono"/>
           <w:b/>
           <w:bCs/>
-          <w:lang w:val="en-US"/>
         </w:rPr>
         <w:t>100% coverage</w:t>
       </w:r>
       <w:r>
         <w:rPr>
           <w:rFonts w:ascii="Roboto Mono" w:hAnsi="Roboto Mono"/>
-          <w:lang w:val="en-US"/>
         </w:rPr>
         <w:t xml:space="preserve">, you must test </w:t>
       </w:r>
@@ -3586,14 +3667,12 @@
           <w:rFonts w:ascii="Roboto Mono" w:hAnsi="Roboto Mono"/>
           <w:b/>
           <w:bCs/>
-          <w:lang w:val="en-US"/>
         </w:rPr>
         <w:t>at least one case for every rule (column)</w:t>
       </w:r>
       <w:r>
         <w:rPr>
           <w:rFonts w:ascii="Roboto Mono" w:hAnsi="Roboto Mono"/>
-          <w:lang w:val="en-US"/>
         </w:rPr>
         <w:t>.</w:t>
       </w:r>
@@ -3602,15 +3681,13 @@
       <w:pPr>
         <w:rPr>
           <w:rFonts w:ascii="Roboto Mono" w:hAnsi="Roboto Mono"/>
-          <w:lang w:val="en-US"/>
-        </w:rPr>
-      </w:pPr>
-      <w:r>
-        <w:rPr>
-          <w:rFonts w:ascii="Roboto Mono" w:hAnsi="Roboto Mono"/>
-          <w:lang w:val="en-US"/>
-        </w:rPr>
-        <w:pict w14:anchorId="45D8AA34">
+        </w:rPr>
+      </w:pPr>
+      <w:r>
+        <w:rPr>
+          <w:rFonts w:ascii="Roboto Mono" w:hAnsi="Roboto Mono"/>
+        </w:rPr>
+        <w:pict w14:anchorId="6D5F5999">
           <v:rect id="_x0000_i1034" style="width:0;height:1.5pt" o:hralign="center" o:hrstd="t" o:hr="t" fillcolor="#a0a0a0" stroked="f"/>
         </w:pict>
       </w:r>
@@ -3619,20 +3696,17 @@
       <w:pPr>
         <w:rPr>
           <w:rFonts w:ascii="Roboto Mono" w:hAnsi="Roboto Mono"/>
-          <w:lang w:val="en-US"/>
         </w:rPr>
       </w:pPr>
       <w:r>
         <w:rPr>
           <w:rFonts w:ascii="Segoe UI Emoji" w:hAnsi="Segoe UI Emoji" w:cs="Segoe UI Emoji"/>
-          <w:lang w:val="en-US"/>
         </w:rPr>
         <w:t>👉</w:t>
       </w:r>
       <w:r>
         <w:rPr>
           <w:rFonts w:ascii="Roboto Mono" w:hAnsi="Roboto Mono"/>
-          <w:lang w:val="en-US"/>
         </w:rPr>
         <w:t xml:space="preserve"> So in short: </w:t>
       </w:r>
@@ -3641,7 +3715,6 @@
           <w:rFonts w:ascii="Roboto Mono" w:hAnsi="Roboto Mono"/>
           <w:b/>
           <w:bCs/>
-          <w:lang w:val="en-US"/>
         </w:rPr>
         <w:t>Decision Table coverage measures how many decision rules (columns) your tests actually execute compared to how many exist.</w:t>
       </w:r>
@@ -3650,7 +3723,6 @@
       <w:pPr>
         <w:rPr>
           <w:rFonts w:ascii="Roboto Mono" w:hAnsi="Roboto Mono"/>
-          <w:lang w:val="en-US"/>
         </w:rPr>
       </w:pPr>
     </w:p>
@@ -3677,7 +3749,6 @@
       <w:pPr>
         <w:rPr>
           <w:rFonts w:ascii="Roboto Mono" w:hAnsi="Roboto Mono"/>
-          <w:lang w:val="en-US"/>
         </w:rPr>
       </w:pPr>
       <w:r>
@@ -3685,7 +3756,7 @@
           <w:noProof/>
         </w:rPr>
         <w:drawing>
-          <wp:inline distT="0" distB="0" distL="0" distR="0" wp14:anchorId="5F2D33C1" wp14:editId="642767A0">
+          <wp:inline distT="0" distB="0" distL="0" distR="0" wp14:anchorId="20861AAF" wp14:editId="53BA6232">
             <wp:extent cx="5943600" cy="1617345"/>
             <wp:effectExtent l="0" t="0" r="0" b="1905"/>
             <wp:docPr id="119585059" name="Picture 1"/>
@@ -3757,7 +3828,6 @@
                 <w:rFonts w:ascii="Roboto Mono" w:hAnsi="Roboto Mono"/>
                 <w:b/>
                 <w:bCs/>
-                <w:lang w:val="en-US"/>
               </w:rPr>
             </w:pPr>
             <w:r>
@@ -3765,7 +3835,6 @@
                 <w:rFonts w:ascii="Roboto Mono" w:hAnsi="Roboto Mono"/>
                 <w:b/>
                 <w:bCs/>
-                <w:lang w:val="en-US"/>
               </w:rPr>
               <w:t>Technique</w:t>
             </w:r>
@@ -3783,7 +3852,6 @@
                 <w:rFonts w:ascii="Roboto Mono" w:hAnsi="Roboto Mono"/>
                 <w:b/>
                 <w:bCs/>
-                <w:lang w:val="en-US"/>
               </w:rPr>
             </w:pPr>
             <w:r>
@@ -3791,7 +3859,6 @@
                 <w:rFonts w:ascii="Roboto Mono" w:hAnsi="Roboto Mono"/>
                 <w:b/>
                 <w:bCs/>
-                <w:lang w:val="en-US"/>
               </w:rPr>
               <w:t>Coverage Items</w:t>
             </w:r>
@@ -3809,7 +3876,6 @@
                 <w:rFonts w:ascii="Roboto Mono" w:hAnsi="Roboto Mono"/>
                 <w:b/>
                 <w:bCs/>
-                <w:lang w:val="en-US"/>
               </w:rPr>
             </w:pPr>
             <w:r>
@@ -3817,7 +3883,6 @@
                 <w:rFonts w:ascii="Roboto Mono" w:hAnsi="Roboto Mono"/>
                 <w:b/>
                 <w:bCs/>
-                <w:lang w:val="en-US"/>
               </w:rPr>
               <w:t>How Coverage is Measured</w:t>
             </w:r>
@@ -3835,7 +3900,6 @@
                 <w:rFonts w:ascii="Roboto Mono" w:hAnsi="Roboto Mono"/>
                 <w:b/>
                 <w:bCs/>
-                <w:lang w:val="en-US"/>
               </w:rPr>
             </w:pPr>
             <w:r>
@@ -3843,7 +3907,6 @@
                 <w:rFonts w:ascii="Roboto Mono" w:hAnsi="Roboto Mono"/>
                 <w:b/>
                 <w:bCs/>
-                <w:lang w:val="en-US"/>
               </w:rPr>
               <w:t>100% Coverage Means</w:t>
             </w:r>
@@ -3861,7 +3924,6 @@
                 <w:rFonts w:ascii="Roboto Mono" w:hAnsi="Roboto Mono"/>
                 <w:b/>
                 <w:bCs/>
-                <w:lang w:val="en-US"/>
               </w:rPr>
             </w:pPr>
             <w:r>
@@ -3869,7 +3931,6 @@
                 <w:rFonts w:ascii="Roboto Mono" w:hAnsi="Roboto Mono"/>
                 <w:b/>
                 <w:bCs/>
-                <w:lang w:val="en-US"/>
               </w:rPr>
               <w:t>Example</w:t>
             </w:r>
@@ -3890,7 +3951,6 @@
             <w:pPr>
               <w:rPr>
                 <w:rFonts w:ascii="Roboto Mono" w:hAnsi="Roboto Mono"/>
-                <w:lang w:val="en-US"/>
               </w:rPr>
             </w:pPr>
             <w:r>
@@ -3898,7 +3958,6 @@
                 <w:rFonts w:ascii="Roboto Mono" w:hAnsi="Roboto Mono"/>
                 <w:b/>
                 <w:bCs/>
-                <w:lang w:val="en-US"/>
               </w:rPr>
               <w:t>Equivalence Partitioning (EP)</w:t>
             </w:r>
@@ -3914,23 +3973,13 @@
             <w:pPr>
               <w:rPr>
                 <w:rFonts w:ascii="Roboto Mono" w:hAnsi="Roboto Mono"/>
-                <w:lang w:val="en-US"/>
-              </w:rPr>
-            </w:pPr>
-            <w:r>
-              <w:rPr>
-                <w:rFonts w:ascii="Roboto Mono" w:hAnsi="Roboto Mono"/>
-                <w:lang w:val="en-US"/>
-              </w:rPr>
-              <w:t xml:space="preserve">Equivalence partitions (valid </w:t>
-            </w:r>
-            <w:r>
-              <w:rPr>
-                <w:rFonts w:ascii="Roboto Mono" w:hAnsi="Roboto Mono"/>
-                <w:lang w:val="en-US"/>
-              </w:rPr>
-              <w:lastRenderedPageBreak/>
-              <w:t>+ invalid sets)</w:t>
+              </w:rPr>
+            </w:pPr>
+            <w:r>
+              <w:rPr>
+                <w:rFonts w:ascii="Roboto Mono" w:hAnsi="Roboto Mono"/>
+              </w:rPr>
+              <w:t>Equivalence partitions (valid + invalid sets)</w:t>
             </w:r>
           </w:p>
         </w:tc>
@@ -3944,15 +3993,12 @@
             <w:pPr>
               <w:rPr>
                 <w:rFonts w:ascii="Roboto Mono" w:hAnsi="Roboto Mono"/>
-                <w:lang w:val="en-US"/>
-              </w:rPr>
-            </w:pPr>
-            <w:r>
-              <w:rPr>
-                <w:rFonts w:ascii="Roboto Mono" w:hAnsi="Roboto Mono"/>
-                <w:lang w:val="en-US"/>
-              </w:rPr>
-              <w:lastRenderedPageBreak/>
+              </w:rPr>
+            </w:pPr>
+            <w:r>
+              <w:rPr>
+                <w:rFonts w:ascii="Roboto Mono" w:hAnsi="Roboto Mono"/>
+              </w:rPr>
               <w:t>Partitions exercisedTotal partitions×100%\dfrac{\text{Partitions exercised}}{\text{Total partitions}} \times 100\%</w:t>
             </w:r>
           </w:p>
@@ -3967,30 +4013,19 @@
             <w:pPr>
               <w:rPr>
                 <w:rFonts w:ascii="Roboto Mono" w:hAnsi="Roboto Mono"/>
-                <w:lang w:val="en-US"/>
-              </w:rPr>
-            </w:pPr>
-            <w:r>
-              <w:rPr>
-                <w:rFonts w:ascii="Roboto Mono" w:hAnsi="Roboto Mono"/>
-                <w:lang w:val="en-US"/>
-              </w:rPr>
-              <w:t xml:space="preserve">At least one test case </w:t>
-            </w:r>
-            <w:r>
-              <w:rPr>
-                <w:rFonts w:ascii="Roboto Mono" w:hAnsi="Roboto Mono"/>
-                <w:lang w:val="en-US"/>
-              </w:rPr>
-              <w:lastRenderedPageBreak/>
-              <w:t xml:space="preserve">covers </w:t>
+              </w:rPr>
+            </w:pPr>
+            <w:r>
+              <w:rPr>
+                <w:rFonts w:ascii="Roboto Mono" w:hAnsi="Roboto Mono"/>
+              </w:rPr>
+              <w:t xml:space="preserve">At least one test case covers </w:t>
             </w:r>
             <w:r>
               <w:rPr>
                 <w:rFonts w:ascii="Roboto Mono" w:hAnsi="Roboto Mono"/>
                 <w:b/>
                 <w:bCs/>
-                <w:lang w:val="en-US"/>
               </w:rPr>
               <w:t>every identified partition</w:t>
             </w:r>
@@ -4006,49 +4041,32 @@
             <w:pPr>
               <w:rPr>
                 <w:rFonts w:ascii="Roboto Mono" w:hAnsi="Roboto Mono"/>
-                <w:lang w:val="en-US"/>
-              </w:rPr>
-            </w:pPr>
-            <w:r>
-              <w:rPr>
-                <w:rFonts w:ascii="Roboto Mono" w:hAnsi="Roboto Mono"/>
-                <w:lang w:val="en-US"/>
-              </w:rPr>
-              <w:lastRenderedPageBreak/>
+              </w:rPr>
+            </w:pPr>
+            <w:r>
+              <w:rPr>
+                <w:rFonts w:ascii="Roboto Mono" w:hAnsi="Roboto Mono"/>
+              </w:rPr>
               <w:t xml:space="preserve">Input Age 18–60 </w:t>
             </w:r>
             <w:r>
-              <w:rPr>
-                <w:lang w:val="en-US"/>
-              </w:rPr>
               <w:t>→</w:t>
             </w:r>
             <w:r>
               <w:rPr>
                 <w:rFonts w:ascii="Roboto Mono" w:hAnsi="Roboto Mono"/>
-                <w:lang w:val="en-US"/>
-              </w:rPr>
-              <w:t xml:space="preserve"> Partit</w:t>
-            </w:r>
-            <w:r>
-              <w:rPr>
-                <w:rFonts w:ascii="Roboto Mono" w:hAnsi="Roboto Mono"/>
-                <w:lang w:val="en-US"/>
-              </w:rPr>
-              <w:lastRenderedPageBreak/>
-              <w:t>ions: {&lt;18}, {18</w:t>
+              </w:rPr>
+              <w:t xml:space="preserve"> Partitions: {&lt;18}, {18</w:t>
             </w:r>
             <w:r>
               <w:rPr>
                 <w:rFonts w:ascii="Roboto Mono" w:hAnsi="Roboto Mono" w:cs="Roboto Mono"/>
-                <w:lang w:val="en-US"/>
               </w:rPr>
               <w:t>–</w:t>
             </w:r>
             <w:r>
               <w:rPr>
                 <w:rFonts w:ascii="Roboto Mono" w:hAnsi="Roboto Mono"/>
-                <w:lang w:val="en-US"/>
               </w:rPr>
               <w:t>60}, {&gt;60}. Testing one value from each partition = 100% EP coverage</w:t>
             </w:r>
@@ -4069,7 +4087,6 @@
             <w:pPr>
               <w:rPr>
                 <w:rFonts w:ascii="Roboto Mono" w:hAnsi="Roboto Mono"/>
-                <w:lang w:val="en-US"/>
               </w:rPr>
             </w:pPr>
             <w:r>
@@ -4077,9 +4094,7 @@
                 <w:rFonts w:ascii="Roboto Mono" w:hAnsi="Roboto Mono"/>
                 <w:b/>
                 <w:bCs/>
-                <w:lang w:val="en-US"/>
-              </w:rPr>
-              <w:lastRenderedPageBreak/>
+              </w:rPr>
               <w:t>Boundary Value Analysis (BVA)</w:t>
             </w:r>
           </w:p>
@@ -4094,13 +4109,11 @@
             <w:pPr>
               <w:rPr>
                 <w:rFonts w:ascii="Roboto Mono" w:hAnsi="Roboto Mono"/>
-                <w:lang w:val="en-US"/>
-              </w:rPr>
-            </w:pPr>
-            <w:r>
-              <w:rPr>
-                <w:rFonts w:ascii="Roboto Mono" w:hAnsi="Roboto Mono"/>
-                <w:lang w:val="en-US"/>
+              </w:rPr>
+            </w:pPr>
+            <w:r>
+              <w:rPr>
+                <w:rFonts w:ascii="Roboto Mono" w:hAnsi="Roboto Mono"/>
               </w:rPr>
               <w:t>Boundary values of partitions (min, max, and sometimes just outside)</w:t>
             </w:r>
@@ -4116,13 +4129,11 @@
             <w:pPr>
               <w:rPr>
                 <w:rFonts w:ascii="Roboto Mono" w:hAnsi="Roboto Mono"/>
-                <w:lang w:val="en-US"/>
-              </w:rPr>
-            </w:pPr>
-            <w:r>
-              <w:rPr>
-                <w:rFonts w:ascii="Roboto Mono" w:hAnsi="Roboto Mono"/>
-                <w:lang w:val="en-US"/>
+              </w:rPr>
+            </w:pPr>
+            <w:r>
+              <w:rPr>
+                <w:rFonts w:ascii="Roboto Mono" w:hAnsi="Roboto Mono"/>
               </w:rPr>
               <w:t>Boundaries testedTotal boundaries×100%\dfrac{\text{Boundaries tested}}{\text{Total boundaries}} \times 100\%</w:t>
             </w:r>
@@ -4138,13 +4149,11 @@
             <w:pPr>
               <w:rPr>
                 <w:rFonts w:ascii="Roboto Mono" w:hAnsi="Roboto Mono"/>
-                <w:lang w:val="en-US"/>
-              </w:rPr>
-            </w:pPr>
-            <w:r>
-              <w:rPr>
-                <w:rFonts w:ascii="Roboto Mono" w:hAnsi="Roboto Mono"/>
-                <w:lang w:val="en-US"/>
+              </w:rPr>
+            </w:pPr>
+            <w:r>
+              <w:rPr>
+                <w:rFonts w:ascii="Roboto Mono" w:hAnsi="Roboto Mono"/>
               </w:rPr>
               <w:t xml:space="preserve">At least one test case covers </w:t>
             </w:r>
@@ -4153,7 +4162,6 @@
                 <w:rFonts w:ascii="Roboto Mono" w:hAnsi="Roboto Mono"/>
                 <w:b/>
                 <w:bCs/>
-                <w:lang w:val="en-US"/>
               </w:rPr>
               <w:t>every identified boundary value</w:t>
             </w:r>
@@ -4169,26 +4177,20 @@
             <w:pPr>
               <w:rPr>
                 <w:rFonts w:ascii="Roboto Mono" w:hAnsi="Roboto Mono"/>
-                <w:lang w:val="en-US"/>
-              </w:rPr>
-            </w:pPr>
-            <w:r>
-              <w:rPr>
-                <w:rFonts w:ascii="Roboto Mono" w:hAnsi="Roboto Mono"/>
-                <w:lang w:val="en-US"/>
+              </w:rPr>
+            </w:pPr>
+            <w:r>
+              <w:rPr>
+                <w:rFonts w:ascii="Roboto Mono" w:hAnsi="Roboto Mono"/>
               </w:rPr>
               <w:t xml:space="preserve">Age 18–60 </w:t>
             </w:r>
             <w:r>
-              <w:rPr>
-                <w:lang w:val="en-US"/>
-              </w:rPr>
               <w:t>→</w:t>
             </w:r>
             <w:r>
               <w:rPr>
                 <w:rFonts w:ascii="Roboto Mono" w:hAnsi="Roboto Mono"/>
-                <w:lang w:val="en-US"/>
               </w:rPr>
               <w:t xml:space="preserve"> Boundaries: {17, 18, 60, 61}. Testing all four = 100% BVA coverage</w:t>
             </w:r>
@@ -4209,7 +4211,6 @@
             <w:pPr>
               <w:rPr>
                 <w:rFonts w:ascii="Roboto Mono" w:hAnsi="Roboto Mono"/>
-                <w:lang w:val="en-US"/>
               </w:rPr>
             </w:pPr>
             <w:r>
@@ -4217,9 +4218,7 @@
                 <w:rFonts w:ascii="Roboto Mono" w:hAnsi="Roboto Mono"/>
                 <w:b/>
                 <w:bCs/>
-                <w:lang w:val="en-US"/>
-              </w:rPr>
-              <w:lastRenderedPageBreak/>
+              </w:rPr>
               <w:t>Decision Table Testing</w:t>
             </w:r>
           </w:p>
@@ -4234,13 +4233,11 @@
             <w:pPr>
               <w:rPr>
                 <w:rFonts w:ascii="Roboto Mono" w:hAnsi="Roboto Mono"/>
-                <w:lang w:val="en-US"/>
-              </w:rPr>
-            </w:pPr>
-            <w:r>
-              <w:rPr>
-                <w:rFonts w:ascii="Roboto Mono" w:hAnsi="Roboto Mono"/>
-                <w:lang w:val="en-US"/>
+              </w:rPr>
+            </w:pPr>
+            <w:r>
+              <w:rPr>
+                <w:rFonts w:ascii="Roboto Mono" w:hAnsi="Roboto Mono"/>
               </w:rPr>
               <w:t>Decision rules (columns)</w:t>
             </w:r>
@@ -4256,13 +4253,11 @@
             <w:pPr>
               <w:rPr>
                 <w:rFonts w:ascii="Roboto Mono" w:hAnsi="Roboto Mono"/>
-                <w:lang w:val="en-US"/>
-              </w:rPr>
-            </w:pPr>
-            <w:r>
-              <w:rPr>
-                <w:rFonts w:ascii="Roboto Mono" w:hAnsi="Roboto Mono"/>
-                <w:lang w:val="en-US"/>
+              </w:rPr>
+            </w:pPr>
+            <w:r>
+              <w:rPr>
+                <w:rFonts w:ascii="Roboto Mono" w:hAnsi="Roboto Mono"/>
               </w:rPr>
               <w:t>Rules exercisedTotal feasible rules×100%\dfrac{\text{Rules exercised}}{\text{Total feasible rules}} \times 100\%</w:t>
             </w:r>
@@ -4278,13 +4273,11 @@
             <w:pPr>
               <w:rPr>
                 <w:rFonts w:ascii="Roboto Mono" w:hAnsi="Roboto Mono"/>
-                <w:lang w:val="en-US"/>
-              </w:rPr>
-            </w:pPr>
-            <w:r>
-              <w:rPr>
-                <w:rFonts w:ascii="Roboto Mono" w:hAnsi="Roboto Mono"/>
-                <w:lang w:val="en-US"/>
+              </w:rPr>
+            </w:pPr>
+            <w:r>
+              <w:rPr>
+                <w:rFonts w:ascii="Roboto Mono" w:hAnsi="Roboto Mono"/>
               </w:rPr>
               <w:t xml:space="preserve">At least one test case covers </w:t>
             </w:r>
@@ -4293,7 +4286,6 @@
                 <w:rFonts w:ascii="Roboto Mono" w:hAnsi="Roboto Mono"/>
                 <w:b/>
                 <w:bCs/>
-                <w:lang w:val="en-US"/>
               </w:rPr>
               <w:t>every decision rule</w:t>
             </w:r>
@@ -4309,13 +4301,11 @@
             <w:pPr>
               <w:rPr>
                 <w:rFonts w:ascii="Roboto Mono" w:hAnsi="Roboto Mono"/>
-                <w:lang w:val="en-US"/>
-              </w:rPr>
-            </w:pPr>
-            <w:r>
-              <w:rPr>
-                <w:rFonts w:ascii="Roboto Mono" w:hAnsi="Roboto Mono"/>
-                <w:lang w:val="en-US"/>
+              </w:rPr>
+            </w:pPr>
+            <w:r>
+              <w:rPr>
+                <w:rFonts w:ascii="Roboto Mono" w:hAnsi="Roboto Mono"/>
               </w:rPr>
               <w:t>If decision table has 4 rules and all 4 tested, coverage = 100%</w:t>
             </w:r>
@@ -4327,28 +4317,24 @@
       <w:pPr>
         <w:rPr>
           <w:rFonts w:ascii="Roboto Mono" w:hAnsi="Roboto Mono"/>
-          <w:lang w:val="en-US"/>
-        </w:rPr>
-      </w:pPr>
-    </w:p>
-    <w:p>
-      <w:pPr>
-        <w:rPr>
-          <w:rFonts w:ascii="Roboto Mono" w:hAnsi="Roboto Mono"/>
-          <w:lang w:val="en-US"/>
+        </w:rPr>
+      </w:pPr>
+    </w:p>
+    <w:p>
+      <w:pPr>
+        <w:rPr>
+          <w:rFonts w:ascii="Roboto Mono" w:hAnsi="Roboto Mono"/>
         </w:rPr>
       </w:pPr>
       <w:r>
         <w:rPr>
           <w:rFonts w:ascii="Segoe UI Emoji" w:hAnsi="Segoe UI Emoji" w:cs="Segoe UI Emoji"/>
-          <w:lang w:val="en-US"/>
         </w:rPr>
         <w:t>✅</w:t>
       </w:r>
       <w:r>
         <w:rPr>
           <w:rFonts w:ascii="Roboto Mono" w:hAnsi="Roboto Mono"/>
-          <w:lang w:val="en-US"/>
         </w:rPr>
         <w:t xml:space="preserve"> </w:t>
       </w:r>
@@ -4357,7 +4343,6 @@
           <w:rFonts w:ascii="Roboto Mono" w:hAnsi="Roboto Mono"/>
           <w:b/>
           <w:bCs/>
-          <w:lang w:val="en-US"/>
         </w:rPr>
         <w:t>Quick takeaway:</w:t>
       </w:r>
@@ -4368,9 +4353,9 @@
           <w:ilvl w:val="0"/>
           <w:numId w:val="9"/>
         </w:numPr>
-        <w:rPr>
-          <w:rFonts w:ascii="Roboto Mono" w:hAnsi="Roboto Mono"/>
-          <w:lang w:val="en-US"/>
+        <w:spacing w:after="0" w:line="276" w:lineRule="auto"/>
+        <w:rPr>
+          <w:rFonts w:ascii="Roboto Mono" w:hAnsi="Roboto Mono"/>
         </w:rPr>
       </w:pPr>
       <w:r>
@@ -4378,41 +4363,33 @@
           <w:rFonts w:ascii="Roboto Mono" w:hAnsi="Roboto Mono"/>
           <w:b/>
           <w:bCs/>
-          <w:lang w:val="en-US"/>
         </w:rPr>
         <w:t>EP</w:t>
       </w:r>
       <w:r>
         <w:rPr>
           <w:rFonts w:ascii="Roboto Mono" w:hAnsi="Roboto Mono"/>
-          <w:lang w:val="en-US"/>
         </w:rPr>
         <w:t xml:space="preserve"> </w:t>
       </w:r>
       <w:r>
-        <w:rPr>
-          <w:lang w:val="en-US"/>
-        </w:rPr>
         <w:t>→</w:t>
       </w:r>
       <w:r>
         <w:rPr>
           <w:rFonts w:ascii="Roboto Mono" w:hAnsi="Roboto Mono"/>
-          <w:lang w:val="en-US"/>
         </w:rPr>
         <w:t xml:space="preserve"> </w:t>
       </w:r>
       <w:r>
         <w:rPr>
           <w:rFonts w:ascii="Roboto Mono" w:hAnsi="Roboto Mono" w:cs="Roboto Mono"/>
-          <w:lang w:val="en-US"/>
         </w:rPr>
         <w:t>“</w:t>
       </w:r>
       <w:r>
         <w:rPr>
           <w:rFonts w:ascii="Roboto Mono" w:hAnsi="Roboto Mono"/>
-          <w:lang w:val="en-US"/>
         </w:rPr>
         <w:t xml:space="preserve">Did I test at least one value from </w:t>
       </w:r>
@@ -4421,14 +4398,12 @@
           <w:rFonts w:ascii="Roboto Mono" w:hAnsi="Roboto Mono"/>
           <w:i/>
           <w:iCs/>
-          <w:lang w:val="en-US"/>
         </w:rPr>
         <w:t>each partition</w:t>
       </w:r>
       <w:r>
         <w:rPr>
           <w:rFonts w:ascii="Roboto Mono" w:hAnsi="Roboto Mono"/>
-          <w:lang w:val="en-US"/>
         </w:rPr>
         <w:t>?”</w:t>
       </w:r>
@@ -4439,9 +4414,9 @@
           <w:ilvl w:val="0"/>
           <w:numId w:val="9"/>
         </w:numPr>
-        <w:rPr>
-          <w:rFonts w:ascii="Roboto Mono" w:hAnsi="Roboto Mono"/>
-          <w:lang w:val="en-US"/>
+        <w:spacing w:after="0" w:line="276" w:lineRule="auto"/>
+        <w:rPr>
+          <w:rFonts w:ascii="Roboto Mono" w:hAnsi="Roboto Mono"/>
         </w:rPr>
       </w:pPr>
       <w:r>
@@ -4449,41 +4424,33 @@
           <w:rFonts w:ascii="Roboto Mono" w:hAnsi="Roboto Mono"/>
           <w:b/>
           <w:bCs/>
-          <w:lang w:val="en-US"/>
         </w:rPr>
         <w:t>BVA</w:t>
       </w:r>
       <w:r>
         <w:rPr>
           <w:rFonts w:ascii="Roboto Mono" w:hAnsi="Roboto Mono"/>
-          <w:lang w:val="en-US"/>
         </w:rPr>
         <w:t xml:space="preserve"> </w:t>
       </w:r>
       <w:r>
-        <w:rPr>
-          <w:lang w:val="en-US"/>
-        </w:rPr>
         <w:t>→</w:t>
       </w:r>
       <w:r>
         <w:rPr>
           <w:rFonts w:ascii="Roboto Mono" w:hAnsi="Roboto Mono"/>
-          <w:lang w:val="en-US"/>
         </w:rPr>
         <w:t xml:space="preserve"> </w:t>
       </w:r>
       <w:r>
         <w:rPr>
           <w:rFonts w:ascii="Roboto Mono" w:hAnsi="Roboto Mono" w:cs="Roboto Mono"/>
-          <w:lang w:val="en-US"/>
         </w:rPr>
         <w:t>“</w:t>
       </w:r>
       <w:r>
         <w:rPr>
           <w:rFonts w:ascii="Roboto Mono" w:hAnsi="Roboto Mono"/>
-          <w:lang w:val="en-US"/>
         </w:rPr>
         <w:t xml:space="preserve">Did I test at least one value from </w:t>
       </w:r>
@@ -4492,14 +4459,12 @@
           <w:rFonts w:ascii="Roboto Mono" w:hAnsi="Roboto Mono"/>
           <w:i/>
           <w:iCs/>
-          <w:lang w:val="en-US"/>
         </w:rPr>
         <w:t>each boundary</w:t>
       </w:r>
       <w:r>
         <w:rPr>
           <w:rFonts w:ascii="Roboto Mono" w:hAnsi="Roboto Mono"/>
-          <w:lang w:val="en-US"/>
         </w:rPr>
         <w:t>?”</w:t>
       </w:r>
@@ -4510,9 +4475,9 @@
           <w:ilvl w:val="0"/>
           <w:numId w:val="9"/>
         </w:numPr>
-        <w:rPr>
-          <w:rFonts w:ascii="Roboto Mono" w:hAnsi="Roboto Mono"/>
-          <w:lang w:val="en-US"/>
+        <w:spacing w:after="0" w:line="276" w:lineRule="auto"/>
+        <w:rPr>
+          <w:rFonts w:ascii="Roboto Mono" w:hAnsi="Roboto Mono"/>
         </w:rPr>
       </w:pPr>
       <w:r>
@@ -4520,41 +4485,33 @@
           <w:rFonts w:ascii="Roboto Mono" w:hAnsi="Roboto Mono"/>
           <w:b/>
           <w:bCs/>
-          <w:lang w:val="en-US"/>
         </w:rPr>
         <w:t>Decision Table</w:t>
       </w:r>
       <w:r>
         <w:rPr>
           <w:rFonts w:ascii="Roboto Mono" w:hAnsi="Roboto Mono"/>
-          <w:lang w:val="en-US"/>
         </w:rPr>
         <w:t xml:space="preserve"> </w:t>
       </w:r>
       <w:r>
-        <w:rPr>
-          <w:lang w:val="en-US"/>
-        </w:rPr>
         <w:t>→</w:t>
       </w:r>
       <w:r>
         <w:rPr>
           <w:rFonts w:ascii="Roboto Mono" w:hAnsi="Roboto Mono"/>
-          <w:lang w:val="en-US"/>
         </w:rPr>
         <w:t xml:space="preserve"> </w:t>
       </w:r>
       <w:r>
         <w:rPr>
           <w:rFonts w:ascii="Roboto Mono" w:hAnsi="Roboto Mono" w:cs="Roboto Mono"/>
-          <w:lang w:val="en-US"/>
         </w:rPr>
         <w:t>“</w:t>
       </w:r>
       <w:r>
         <w:rPr>
           <w:rFonts w:ascii="Roboto Mono" w:hAnsi="Roboto Mono"/>
-          <w:lang w:val="en-US"/>
         </w:rPr>
         <w:t xml:space="preserve">Did I test at least one case for </w:t>
       </w:r>
@@ -4563,14 +4520,12 @@
           <w:rFonts w:ascii="Roboto Mono" w:hAnsi="Roboto Mono"/>
           <w:i/>
           <w:iCs/>
-          <w:lang w:val="en-US"/>
         </w:rPr>
         <w:t>each decision rule</w:t>
       </w:r>
       <w:r>
         <w:rPr>
           <w:rFonts w:ascii="Roboto Mono" w:hAnsi="Roboto Mono"/>
-          <w:lang w:val="en-US"/>
         </w:rPr>
         <w:t>?”</w:t>
       </w:r>
@@ -4579,43 +4534,37 @@
       <w:pPr>
         <w:rPr>
           <w:rFonts w:ascii="Roboto Mono" w:hAnsi="Roboto Mono"/>
-          <w:lang w:val="en-US"/>
-        </w:rPr>
-      </w:pPr>
-    </w:p>
-    <w:p>
-      <w:pPr>
-        <w:rPr>
-          <w:rFonts w:ascii="Roboto Mono" w:hAnsi="Roboto Mono"/>
-          <w:lang w:val="en-US"/>
-        </w:rPr>
-      </w:pPr>
-    </w:p>
-    <w:p>
-      <w:pPr>
-        <w:rPr>
-          <w:rFonts w:ascii="Roboto Mono" w:hAnsi="Roboto Mono"/>
-          <w:lang w:val="en-US"/>
-        </w:rPr>
-      </w:pPr>
-      <w:r>
-        <w:rPr>
-          <w:rFonts w:ascii="Roboto Mono" w:hAnsi="Roboto Mono"/>
-          <w:lang w:val="en-US"/>
+        </w:rPr>
+      </w:pPr>
+    </w:p>
+    <w:p>
+      <w:pPr>
+        <w:rPr>
+          <w:rFonts w:ascii="Roboto Mono" w:hAnsi="Roboto Mono"/>
+        </w:rPr>
+      </w:pPr>
+    </w:p>
+    <w:p>
+      <w:pPr>
+        <w:rPr>
+          <w:rFonts w:ascii="Roboto Mono" w:hAnsi="Roboto Mono"/>
+        </w:rPr>
+      </w:pPr>
+      <w:r>
+        <w:rPr>
+          <w:rFonts w:ascii="Roboto Mono" w:hAnsi="Roboto Mono"/>
         </w:rPr>
         <w:t xml:space="preserve">Alright </w:t>
       </w:r>
       <w:r>
         <w:rPr>
           <w:rFonts w:ascii="Segoe UI Emoji" w:hAnsi="Segoe UI Emoji" w:cs="Segoe UI Emoji"/>
-          <w:lang w:val="en-US"/>
         </w:rPr>
         <w:t>👍</w:t>
       </w:r>
       <w:r>
         <w:rPr>
           <w:rFonts w:ascii="Roboto Mono" w:hAnsi="Roboto Mono"/>
-          <w:lang w:val="en-US"/>
         </w:rPr>
         <w:t xml:space="preserve"> let’s go through a </w:t>
       </w:r>
@@ -4624,14 +4573,12 @@
           <w:rFonts w:ascii="Roboto Mono" w:hAnsi="Roboto Mono"/>
           <w:b/>
           <w:bCs/>
-          <w:lang w:val="en-US"/>
         </w:rPr>
         <w:t>practical example</w:t>
       </w:r>
       <w:r>
         <w:rPr>
           <w:rFonts w:ascii="Roboto Mono" w:hAnsi="Roboto Mono"/>
-          <w:lang w:val="en-US"/>
         </w:rPr>
         <w:t xml:space="preserve"> of </w:t>
       </w:r>
@@ -4640,14 +4587,12 @@
           <w:rFonts w:ascii="Roboto Mono" w:hAnsi="Roboto Mono"/>
           <w:b/>
           <w:bCs/>
-          <w:lang w:val="en-US"/>
         </w:rPr>
         <w:t>Decision Table Testing coverage</w:t>
       </w:r>
       <w:r>
         <w:rPr>
           <w:rFonts w:ascii="Roboto Mono" w:hAnsi="Roboto Mono"/>
-          <w:lang w:val="en-US"/>
         </w:rPr>
         <w:t xml:space="preserve"> step by step.</w:t>
       </w:r>
@@ -4656,15 +4601,13 @@
       <w:pPr>
         <w:rPr>
           <w:rFonts w:ascii="Roboto Mono" w:hAnsi="Roboto Mono"/>
-          <w:lang w:val="en-US"/>
-        </w:rPr>
-      </w:pPr>
-      <w:r>
-        <w:rPr>
-          <w:rFonts w:ascii="Roboto Mono" w:hAnsi="Roboto Mono"/>
-          <w:lang w:val="en-US"/>
-        </w:rPr>
-        <w:pict w14:anchorId="2406684E">
+        </w:rPr>
+      </w:pPr>
+      <w:r>
+        <w:rPr>
+          <w:rFonts w:ascii="Roboto Mono" w:hAnsi="Roboto Mono"/>
+        </w:rPr>
+        <w:pict w14:anchorId="7DFD4720">
           <v:rect id="_x0000_i1035" style="width:0;height:1.5pt" o:hralign="center" o:hrstd="t" o:hr="t" fillcolor="#a0a0a0" stroked="f"/>
         </w:pict>
       </w:r>
@@ -4675,7 +4618,6 @@
           <w:rFonts w:ascii="Roboto Mono" w:hAnsi="Roboto Mono"/>
           <w:b/>
           <w:bCs/>
-          <w:lang w:val="en-US"/>
         </w:rPr>
       </w:pPr>
       <w:r>
@@ -4683,7 +4625,6 @@
           <w:rFonts w:ascii="Segoe UI Emoji" w:hAnsi="Segoe UI Emoji" w:cs="Segoe UI Emoji"/>
           <w:b/>
           <w:bCs/>
-          <w:lang w:val="en-US"/>
         </w:rPr>
         <w:t>🎯</w:t>
       </w:r>
@@ -4692,7 +4633,6 @@
           <w:rFonts w:ascii="Roboto Mono" w:hAnsi="Roboto Mono"/>
           <w:b/>
           <w:bCs/>
-          <w:lang w:val="en-US"/>
         </w:rPr>
         <w:t xml:space="preserve"> Example: Loan Approval System</w:t>
       </w:r>
@@ -4701,13 +4641,11 @@
       <w:pPr>
         <w:rPr>
           <w:rFonts w:ascii="Roboto Mono" w:hAnsi="Roboto Mono"/>
-          <w:lang w:val="en-US"/>
-        </w:rPr>
-      </w:pPr>
-      <w:r>
-        <w:rPr>
-          <w:rFonts w:ascii="Roboto Mono" w:hAnsi="Roboto Mono"/>
-          <w:lang w:val="en-US"/>
+        </w:rPr>
+      </w:pPr>
+      <w:r>
+        <w:rPr>
+          <w:rFonts w:ascii="Roboto Mono" w:hAnsi="Roboto Mono"/>
         </w:rPr>
         <w:t>Suppose a loan is approved based on:</w:t>
       </w:r>
@@ -4718,9 +4656,9 @@
           <w:ilvl w:val="0"/>
           <w:numId w:val="10"/>
         </w:numPr>
-        <w:rPr>
-          <w:rFonts w:ascii="Roboto Mono" w:hAnsi="Roboto Mono"/>
-          <w:lang w:val="en-US"/>
+        <w:spacing w:after="0" w:line="276" w:lineRule="auto"/>
+        <w:rPr>
+          <w:rFonts w:ascii="Roboto Mono" w:hAnsi="Roboto Mono"/>
         </w:rPr>
       </w:pPr>
       <w:r>
@@ -4728,14 +4666,12 @@
           <w:rFonts w:ascii="Roboto Mono" w:hAnsi="Roboto Mono"/>
           <w:b/>
           <w:bCs/>
-          <w:lang w:val="en-US"/>
         </w:rPr>
         <w:t>Condition 1</w:t>
       </w:r>
       <w:r>
         <w:rPr>
           <w:rFonts w:ascii="Roboto Mono" w:hAnsi="Roboto Mono"/>
-          <w:lang w:val="en-US"/>
         </w:rPr>
         <w:t>: Applicant has a stable income (Yes/No)</w:t>
       </w:r>
@@ -4746,9 +4682,9 @@
           <w:ilvl w:val="0"/>
           <w:numId w:val="10"/>
         </w:numPr>
-        <w:rPr>
-          <w:rFonts w:ascii="Roboto Mono" w:hAnsi="Roboto Mono"/>
-          <w:lang w:val="en-US"/>
+        <w:spacing w:after="0" w:line="276" w:lineRule="auto"/>
+        <w:rPr>
+          <w:rFonts w:ascii="Roboto Mono" w:hAnsi="Roboto Mono"/>
         </w:rPr>
       </w:pPr>
       <w:r>
@@ -4756,14 +4692,12 @@
           <w:rFonts w:ascii="Roboto Mono" w:hAnsi="Roboto Mono"/>
           <w:b/>
           <w:bCs/>
-          <w:lang w:val="en-US"/>
         </w:rPr>
         <w:t>Condition 2</w:t>
       </w:r>
       <w:r>
         <w:rPr>
           <w:rFonts w:ascii="Roboto Mono" w:hAnsi="Roboto Mono"/>
-          <w:lang w:val="en-US"/>
         </w:rPr>
         <w:t>: Applicant has no existing debts (Yes/No)</w:t>
       </w:r>
@@ -4774,7 +4708,6 @@
           <w:rFonts w:ascii="Roboto Mono" w:hAnsi="Roboto Mono"/>
           <w:b/>
           <w:bCs/>
-          <w:lang w:val="en-US"/>
         </w:rPr>
       </w:pPr>
       <w:r>
@@ -4782,7 +4715,6 @@
           <w:rFonts w:ascii="Roboto Mono" w:hAnsi="Roboto Mono"/>
           <w:b/>
           <w:bCs/>
-          <w:lang w:val="en-US"/>
         </w:rPr>
         <w:t>Step 1: Build the Decision Table</w:t>
       </w:r>
@@ -4793,16 +4725,14 @@
           <w:rFonts w:ascii="Roboto Mono" w:hAnsi="Roboto Mono"/>
           <w:b/>
           <w:bCs/>
-          <w:lang w:val="en-US"/>
         </w:rPr>
       </w:pPr>
       <w:r>
         <w:rPr>
           <w:noProof/>
         </w:rPr>
-        <w:lastRenderedPageBreak/>
         <w:drawing>
-          <wp:inline distT="0" distB="0" distL="0" distR="0" wp14:anchorId="56BF5045" wp14:editId="04775D88">
+          <wp:inline distT="0" distB="0" distL="0" distR="0" wp14:anchorId="305601F7" wp14:editId="6E96267C">
             <wp:extent cx="5943600" cy="1576070"/>
             <wp:effectExtent l="0" t="0" r="0" b="5080"/>
             <wp:docPr id="173000783" name="Picture 1"/>
@@ -4851,9 +4781,9 @@
         <w:tblLook w:val="04A0" w:firstRow="1" w:lastRow="0" w:firstColumn="1" w:lastColumn="0" w:noHBand="0" w:noVBand="1"/>
       </w:tblPr>
       <w:tblGrid>
-        <w:gridCol w:w="3508"/>
-        <w:gridCol w:w="2833"/>
-        <w:gridCol w:w="2320"/>
+        <w:gridCol w:w="3788"/>
+        <w:gridCol w:w="3063"/>
+        <w:gridCol w:w="2509"/>
       </w:tblGrid>
       <w:tr>
         <w:trPr>
@@ -4872,7 +4802,6 @@
                 <w:rFonts w:ascii="Roboto Mono" w:hAnsi="Roboto Mono"/>
                 <w:b/>
                 <w:bCs/>
-                <w:lang w:val="en-US"/>
               </w:rPr>
             </w:pPr>
             <w:r>
@@ -4880,7 +4809,6 @@
                 <w:rFonts w:ascii="Roboto Mono" w:hAnsi="Roboto Mono"/>
                 <w:b/>
                 <w:bCs/>
-                <w:lang w:val="en-US"/>
               </w:rPr>
               <w:t>Condition 1: Stable Income</w:t>
             </w:r>
@@ -4898,7 +4826,6 @@
                 <w:rFonts w:ascii="Roboto Mono" w:hAnsi="Roboto Mono"/>
                 <w:b/>
                 <w:bCs/>
-                <w:lang w:val="en-US"/>
               </w:rPr>
             </w:pPr>
             <w:r>
@@ -4906,7 +4833,6 @@
                 <w:rFonts w:ascii="Roboto Mono" w:hAnsi="Roboto Mono"/>
                 <w:b/>
                 <w:bCs/>
-                <w:lang w:val="en-US"/>
               </w:rPr>
               <w:t>Condition 2: No Debts</w:t>
             </w:r>
@@ -4924,7 +4850,6 @@
                 <w:rFonts w:ascii="Roboto Mono" w:hAnsi="Roboto Mono"/>
                 <w:b/>
                 <w:bCs/>
-                <w:lang w:val="en-US"/>
               </w:rPr>
             </w:pPr>
             <w:r>
@@ -4932,7 +4857,6 @@
                 <w:rFonts w:ascii="Roboto Mono" w:hAnsi="Roboto Mono"/>
                 <w:b/>
                 <w:bCs/>
-                <w:lang w:val="en-US"/>
               </w:rPr>
               <w:t>Action (Outcome)</w:t>
             </w:r>
@@ -4953,13 +4877,11 @@
             <w:pPr>
               <w:rPr>
                 <w:rFonts w:ascii="Roboto Mono" w:hAnsi="Roboto Mono"/>
-                <w:lang w:val="en-US"/>
-              </w:rPr>
-            </w:pPr>
-            <w:r>
-              <w:rPr>
-                <w:rFonts w:ascii="Roboto Mono" w:hAnsi="Roboto Mono"/>
-                <w:lang w:val="en-US"/>
+              </w:rPr>
+            </w:pPr>
+            <w:r>
+              <w:rPr>
+                <w:rFonts w:ascii="Roboto Mono" w:hAnsi="Roboto Mono"/>
               </w:rPr>
               <w:t>Yes</w:t>
             </w:r>
@@ -4975,13 +4897,11 @@
             <w:pPr>
               <w:rPr>
                 <w:rFonts w:ascii="Roboto Mono" w:hAnsi="Roboto Mono"/>
-                <w:lang w:val="en-US"/>
-              </w:rPr>
-            </w:pPr>
-            <w:r>
-              <w:rPr>
-                <w:rFonts w:ascii="Roboto Mono" w:hAnsi="Roboto Mono"/>
-                <w:lang w:val="en-US"/>
+              </w:rPr>
+            </w:pPr>
+            <w:r>
+              <w:rPr>
+                <w:rFonts w:ascii="Roboto Mono" w:hAnsi="Roboto Mono"/>
               </w:rPr>
               <w:t>Yes</w:t>
             </w:r>
@@ -4997,13 +4917,11 @@
             <w:pPr>
               <w:rPr>
                 <w:rFonts w:ascii="Roboto Mono" w:hAnsi="Roboto Mono"/>
-                <w:lang w:val="en-US"/>
-              </w:rPr>
-            </w:pPr>
-            <w:r>
-              <w:rPr>
-                <w:rFonts w:ascii="Roboto Mono" w:hAnsi="Roboto Mono"/>
-                <w:lang w:val="en-US"/>
+              </w:rPr>
+            </w:pPr>
+            <w:r>
+              <w:rPr>
+                <w:rFonts w:ascii="Roboto Mono" w:hAnsi="Roboto Mono"/>
               </w:rPr>
               <w:t>Approve loan</w:t>
             </w:r>
@@ -5024,13 +4942,11 @@
             <w:pPr>
               <w:rPr>
                 <w:rFonts w:ascii="Roboto Mono" w:hAnsi="Roboto Mono"/>
-                <w:lang w:val="en-US"/>
-              </w:rPr>
-            </w:pPr>
-            <w:r>
-              <w:rPr>
-                <w:rFonts w:ascii="Roboto Mono" w:hAnsi="Roboto Mono"/>
-                <w:lang w:val="en-US"/>
+              </w:rPr>
+            </w:pPr>
+            <w:r>
+              <w:rPr>
+                <w:rFonts w:ascii="Roboto Mono" w:hAnsi="Roboto Mono"/>
               </w:rPr>
               <w:t>Yes</w:t>
             </w:r>
@@ -5046,13 +4962,11 @@
             <w:pPr>
               <w:rPr>
                 <w:rFonts w:ascii="Roboto Mono" w:hAnsi="Roboto Mono"/>
-                <w:lang w:val="en-US"/>
-              </w:rPr>
-            </w:pPr>
-            <w:r>
-              <w:rPr>
-                <w:rFonts w:ascii="Roboto Mono" w:hAnsi="Roboto Mono"/>
-                <w:lang w:val="en-US"/>
+              </w:rPr>
+            </w:pPr>
+            <w:r>
+              <w:rPr>
+                <w:rFonts w:ascii="Roboto Mono" w:hAnsi="Roboto Mono"/>
               </w:rPr>
               <w:t>No</w:t>
             </w:r>
@@ -5068,13 +4982,11 @@
             <w:pPr>
               <w:rPr>
                 <w:rFonts w:ascii="Roboto Mono" w:hAnsi="Roboto Mono"/>
-                <w:lang w:val="en-US"/>
-              </w:rPr>
-            </w:pPr>
-            <w:r>
-              <w:rPr>
-                <w:rFonts w:ascii="Roboto Mono" w:hAnsi="Roboto Mono"/>
-                <w:lang w:val="en-US"/>
+              </w:rPr>
+            </w:pPr>
+            <w:r>
+              <w:rPr>
+                <w:rFonts w:ascii="Roboto Mono" w:hAnsi="Roboto Mono"/>
               </w:rPr>
               <w:t>Request guarantor</w:t>
             </w:r>
@@ -5095,13 +5007,11 @@
             <w:pPr>
               <w:rPr>
                 <w:rFonts w:ascii="Roboto Mono" w:hAnsi="Roboto Mono"/>
-                <w:lang w:val="en-US"/>
-              </w:rPr>
-            </w:pPr>
-            <w:r>
-              <w:rPr>
-                <w:rFonts w:ascii="Roboto Mono" w:hAnsi="Roboto Mono"/>
-                <w:lang w:val="en-US"/>
+              </w:rPr>
+            </w:pPr>
+            <w:r>
+              <w:rPr>
+                <w:rFonts w:ascii="Roboto Mono" w:hAnsi="Roboto Mono"/>
               </w:rPr>
               <w:t>No</w:t>
             </w:r>
@@ -5117,13 +5027,11 @@
             <w:pPr>
               <w:rPr>
                 <w:rFonts w:ascii="Roboto Mono" w:hAnsi="Roboto Mono"/>
-                <w:lang w:val="en-US"/>
-              </w:rPr>
-            </w:pPr>
-            <w:r>
-              <w:rPr>
-                <w:rFonts w:ascii="Roboto Mono" w:hAnsi="Roboto Mono"/>
-                <w:lang w:val="en-US"/>
+              </w:rPr>
+            </w:pPr>
+            <w:r>
+              <w:rPr>
+                <w:rFonts w:ascii="Roboto Mono" w:hAnsi="Roboto Mono"/>
               </w:rPr>
               <w:t>Yes</w:t>
             </w:r>
@@ -5139,13 +5047,11 @@
             <w:pPr>
               <w:rPr>
                 <w:rFonts w:ascii="Roboto Mono" w:hAnsi="Roboto Mono"/>
-                <w:lang w:val="en-US"/>
-              </w:rPr>
-            </w:pPr>
-            <w:r>
-              <w:rPr>
-                <w:rFonts w:ascii="Roboto Mono" w:hAnsi="Roboto Mono"/>
-                <w:lang w:val="en-US"/>
+              </w:rPr>
+            </w:pPr>
+            <w:r>
+              <w:rPr>
+                <w:rFonts w:ascii="Roboto Mono" w:hAnsi="Roboto Mono"/>
               </w:rPr>
               <w:t>Request guarantor</w:t>
             </w:r>
@@ -5166,13 +5072,11 @@
             <w:pPr>
               <w:rPr>
                 <w:rFonts w:ascii="Roboto Mono" w:hAnsi="Roboto Mono"/>
-                <w:lang w:val="en-US"/>
-              </w:rPr>
-            </w:pPr>
-            <w:r>
-              <w:rPr>
-                <w:rFonts w:ascii="Roboto Mono" w:hAnsi="Roboto Mono"/>
-                <w:lang w:val="en-US"/>
+              </w:rPr>
+            </w:pPr>
+            <w:r>
+              <w:rPr>
+                <w:rFonts w:ascii="Roboto Mono" w:hAnsi="Roboto Mono"/>
               </w:rPr>
               <w:t>No</w:t>
             </w:r>
@@ -5188,13 +5092,11 @@
             <w:pPr>
               <w:rPr>
                 <w:rFonts w:ascii="Roboto Mono" w:hAnsi="Roboto Mono"/>
-                <w:lang w:val="en-US"/>
-              </w:rPr>
-            </w:pPr>
-            <w:r>
-              <w:rPr>
-                <w:rFonts w:ascii="Roboto Mono" w:hAnsi="Roboto Mono"/>
-                <w:lang w:val="en-US"/>
+              </w:rPr>
+            </w:pPr>
+            <w:r>
+              <w:rPr>
+                <w:rFonts w:ascii="Roboto Mono" w:hAnsi="Roboto Mono"/>
               </w:rPr>
               <w:t>No</w:t>
             </w:r>
@@ -5210,13 +5112,11 @@
             <w:pPr>
               <w:rPr>
                 <w:rFonts w:ascii="Roboto Mono" w:hAnsi="Roboto Mono"/>
-                <w:lang w:val="en-US"/>
-              </w:rPr>
-            </w:pPr>
-            <w:r>
-              <w:rPr>
-                <w:rFonts w:ascii="Roboto Mono" w:hAnsi="Roboto Mono"/>
-                <w:lang w:val="en-US"/>
+              </w:rPr>
+            </w:pPr>
+            <w:r>
+              <w:rPr>
+                <w:rFonts w:ascii="Roboto Mono" w:hAnsi="Roboto Mono"/>
               </w:rPr>
               <w:t>Reject loan</w:t>
             </w:r>
@@ -5228,20 +5128,17 @@
       <w:pPr>
         <w:rPr>
           <w:rFonts w:ascii="Roboto Mono" w:hAnsi="Roboto Mono"/>
-          <w:lang w:val="en-US"/>
         </w:rPr>
       </w:pPr>
       <w:r>
         <w:rPr>
           <w:rFonts w:ascii="Segoe UI Emoji" w:hAnsi="Segoe UI Emoji" w:cs="Segoe UI Emoji"/>
-          <w:lang w:val="en-US"/>
         </w:rPr>
         <w:t>👉</w:t>
       </w:r>
       <w:r>
         <w:rPr>
           <w:rFonts w:ascii="Roboto Mono" w:hAnsi="Roboto Mono"/>
-          <w:lang w:val="en-US"/>
         </w:rPr>
         <w:t xml:space="preserve"> This table has </w:t>
       </w:r>
@@ -5250,14 +5147,12 @@
           <w:rFonts w:ascii="Roboto Mono" w:hAnsi="Roboto Mono"/>
           <w:b/>
           <w:bCs/>
-          <w:lang w:val="en-US"/>
         </w:rPr>
         <w:t>4 decision rules (columns)</w:t>
       </w:r>
       <w:r>
         <w:rPr>
           <w:rFonts w:ascii="Roboto Mono" w:hAnsi="Roboto Mono"/>
-          <w:lang w:val="en-US"/>
         </w:rPr>
         <w:t>.</w:t>
       </w:r>
@@ -5266,15 +5161,13 @@
       <w:pPr>
         <w:rPr>
           <w:rFonts w:ascii="Roboto Mono" w:hAnsi="Roboto Mono"/>
-          <w:lang w:val="en-US"/>
-        </w:rPr>
-      </w:pPr>
-      <w:r>
-        <w:rPr>
-          <w:rFonts w:ascii="Roboto Mono" w:hAnsi="Roboto Mono"/>
-          <w:lang w:val="en-US"/>
-        </w:rPr>
-        <w:pict w14:anchorId="24DC42E4">
+        </w:rPr>
+      </w:pPr>
+      <w:r>
+        <w:rPr>
+          <w:rFonts w:ascii="Roboto Mono" w:hAnsi="Roboto Mono"/>
+        </w:rPr>
+        <w:pict w14:anchorId="789EA343">
           <v:rect id="_x0000_i1036" style="width:0;height:1.5pt" o:hralign="center" o:hrstd="t" o:hr="t" fillcolor="#a0a0a0" stroked="f"/>
         </w:pict>
       </w:r>
@@ -5285,7 +5178,6 @@
           <w:rFonts w:ascii="Roboto Mono" w:hAnsi="Roboto Mono"/>
           <w:b/>
           <w:bCs/>
-          <w:lang w:val="en-US"/>
         </w:rPr>
       </w:pPr>
       <w:r>
@@ -5293,7 +5185,6 @@
           <w:rFonts w:ascii="Roboto Mono" w:hAnsi="Roboto Mono"/>
           <w:b/>
           <w:bCs/>
-          <w:lang w:val="en-US"/>
         </w:rPr>
         <w:t>Step 2: Identify Coverage Items</w:t>
       </w:r>
@@ -5304,15 +5195,14 @@
           <w:ilvl w:val="0"/>
           <w:numId w:val="11"/>
         </w:numPr>
-        <w:rPr>
-          <w:rFonts w:ascii="Roboto Mono" w:hAnsi="Roboto Mono"/>
-          <w:lang w:val="en-US"/>
-        </w:rPr>
-      </w:pPr>
-      <w:r>
-        <w:rPr>
-          <w:rFonts w:ascii="Roboto Mono" w:hAnsi="Roboto Mono"/>
-          <w:lang w:val="en-US"/>
+        <w:spacing w:after="0" w:line="276" w:lineRule="auto"/>
+        <w:rPr>
+          <w:rFonts w:ascii="Roboto Mono" w:hAnsi="Roboto Mono"/>
+        </w:rPr>
+      </w:pPr>
+      <w:r>
+        <w:rPr>
+          <w:rFonts w:ascii="Roboto Mono" w:hAnsi="Roboto Mono"/>
         </w:rPr>
         <w:t xml:space="preserve">Coverage items = the </w:t>
       </w:r>
@@ -5321,14 +5211,12 @@
           <w:rFonts w:ascii="Roboto Mono" w:hAnsi="Roboto Mono"/>
           <w:b/>
           <w:bCs/>
-          <w:lang w:val="en-US"/>
         </w:rPr>
         <w:t>4 rules/columns</w:t>
       </w:r>
       <w:r>
         <w:rPr>
           <w:rFonts w:ascii="Roboto Mono" w:hAnsi="Roboto Mono"/>
-          <w:lang w:val="en-US"/>
         </w:rPr>
         <w:t>.</w:t>
       </w:r>
@@ -5337,15 +5225,13 @@
       <w:pPr>
         <w:rPr>
           <w:rFonts w:ascii="Roboto Mono" w:hAnsi="Roboto Mono"/>
-          <w:lang w:val="en-US"/>
-        </w:rPr>
-      </w:pPr>
-      <w:r>
-        <w:rPr>
-          <w:rFonts w:ascii="Roboto Mono" w:hAnsi="Roboto Mono"/>
-          <w:lang w:val="en-US"/>
-        </w:rPr>
-        <w:pict w14:anchorId="30FEF467">
+        </w:rPr>
+      </w:pPr>
+      <w:r>
+        <w:rPr>
+          <w:rFonts w:ascii="Roboto Mono" w:hAnsi="Roboto Mono"/>
+        </w:rPr>
+        <w:pict w14:anchorId="78EA3F4B">
           <v:rect id="_x0000_i1037" style="width:0;height:1.5pt" o:hralign="center" o:hrstd="t" o:hr="t" fillcolor="#a0a0a0" stroked="f"/>
         </w:pict>
       </w:r>
@@ -5356,7 +5242,6 @@
           <w:rFonts w:ascii="Roboto Mono" w:hAnsi="Roboto Mono"/>
           <w:b/>
           <w:bCs/>
-          <w:lang w:val="en-US"/>
         </w:rPr>
       </w:pPr>
       <w:r>
@@ -5364,7 +5249,6 @@
           <w:rFonts w:ascii="Roboto Mono" w:hAnsi="Roboto Mono"/>
           <w:b/>
           <w:bCs/>
-          <w:lang w:val="en-US"/>
         </w:rPr>
         <w:t>Step 3: Apply Coverage</w:t>
       </w:r>
@@ -5375,7 +5259,6 @@
           <w:rFonts w:ascii="Roboto Mono" w:hAnsi="Roboto Mono"/>
           <w:b/>
           <w:bCs/>
-          <w:lang w:val="en-US"/>
         </w:rPr>
       </w:pPr>
       <w:r>
@@ -5383,7 +5266,7 @@
           <w:noProof/>
         </w:rPr>
         <w:drawing>
-          <wp:inline distT="0" distB="0" distL="0" distR="0" wp14:anchorId="724BE48C" wp14:editId="648BCD43">
+          <wp:inline distT="0" distB="0" distL="0" distR="0" wp14:anchorId="114F6760" wp14:editId="2E3D78F6">
             <wp:extent cx="5943600" cy="909320"/>
             <wp:effectExtent l="0" t="0" r="0" b="5080"/>
             <wp:docPr id="56364034" name="Picture 1"/>
@@ -5425,28 +5308,23 @@
           <w:ilvl w:val="0"/>
           <w:numId w:val="12"/>
         </w:numPr>
-        <w:rPr>
-          <w:rFonts w:ascii="Roboto Mono" w:hAnsi="Roboto Mono"/>
-          <w:lang w:val="en-US"/>
-        </w:rPr>
-      </w:pPr>
-      <w:r>
-        <w:rPr>
-          <w:rFonts w:ascii="Roboto Mono" w:hAnsi="Roboto Mono"/>
-          <w:lang w:val="en-US"/>
+        <w:spacing w:after="0" w:line="276" w:lineRule="auto"/>
+        <w:rPr>
+          <w:rFonts w:ascii="Roboto Mono" w:hAnsi="Roboto Mono"/>
+        </w:rPr>
+      </w:pPr>
+      <w:r>
+        <w:rPr>
+          <w:rFonts w:ascii="Roboto Mono" w:hAnsi="Roboto Mono"/>
         </w:rPr>
         <w:t xml:space="preserve">If your tests cover only 3 rules (e.g., Approve loan, Request guarantor [from one path], Reject loan) </w:t>
       </w:r>
       <w:r>
-        <w:rPr>
-          <w:lang w:val="en-US"/>
-        </w:rPr>
         <w:t>→</w:t>
       </w:r>
       <w:r>
         <w:rPr>
           <w:rFonts w:ascii="Roboto Mono" w:hAnsi="Roboto Mono"/>
-          <w:lang w:val="en-US"/>
         </w:rPr>
         <w:t xml:space="preserve"> coverage = 34×100=75%\frac{3}{4} \times 100 = 75\%.</w:t>
       </w:r>
@@ -5457,15 +5335,14 @@
           <w:ilvl w:val="0"/>
           <w:numId w:val="12"/>
         </w:numPr>
-        <w:rPr>
-          <w:rFonts w:ascii="Roboto Mono" w:hAnsi="Roboto Mono"/>
-          <w:lang w:val="en-US"/>
-        </w:rPr>
-      </w:pPr>
-      <w:r>
-        <w:rPr>
-          <w:rFonts w:ascii="Roboto Mono" w:hAnsi="Roboto Mono"/>
-          <w:lang w:val="en-US"/>
+        <w:spacing w:after="0" w:line="276" w:lineRule="auto"/>
+        <w:rPr>
+          <w:rFonts w:ascii="Roboto Mono" w:hAnsi="Roboto Mono"/>
+        </w:rPr>
+      </w:pPr>
+      <w:r>
+        <w:rPr>
+          <w:rFonts w:ascii="Roboto Mono" w:hAnsi="Roboto Mono"/>
         </w:rPr>
         <w:t xml:space="preserve">If your tests include at least </w:t>
       </w:r>
@@ -5474,27 +5351,21 @@
           <w:rFonts w:ascii="Roboto Mono" w:hAnsi="Roboto Mono"/>
           <w:b/>
           <w:bCs/>
-          <w:lang w:val="en-US"/>
         </w:rPr>
         <w:t>one test case per rule</w:t>
       </w:r>
       <w:r>
         <w:rPr>
           <w:rFonts w:ascii="Roboto Mono" w:hAnsi="Roboto Mono"/>
-          <w:lang w:val="en-US"/>
         </w:rPr>
         <w:t xml:space="preserve">, all 4 rules are covered </w:t>
       </w:r>
       <w:r>
-        <w:rPr>
-          <w:lang w:val="en-US"/>
-        </w:rPr>
         <w:t>→</w:t>
       </w:r>
       <w:r>
         <w:rPr>
           <w:rFonts w:ascii="Roboto Mono" w:hAnsi="Roboto Mono"/>
-          <w:lang w:val="en-US"/>
         </w:rPr>
         <w:t xml:space="preserve"> coverage = 44×100=100%\frac{4}{4} \times 100 = 100\%.</w:t>
       </w:r>
@@ -5503,15 +5374,13 @@
       <w:pPr>
         <w:rPr>
           <w:rFonts w:ascii="Roboto Mono" w:hAnsi="Roboto Mono"/>
-          <w:lang w:val="en-US"/>
-        </w:rPr>
-      </w:pPr>
-      <w:r>
-        <w:rPr>
-          <w:rFonts w:ascii="Roboto Mono" w:hAnsi="Roboto Mono"/>
-          <w:lang w:val="en-US"/>
-        </w:rPr>
-        <w:pict w14:anchorId="3FF2E983">
+        </w:rPr>
+      </w:pPr>
+      <w:r>
+        <w:rPr>
+          <w:rFonts w:ascii="Roboto Mono" w:hAnsi="Roboto Mono"/>
+        </w:rPr>
+        <w:pict w14:anchorId="4D8B071F">
           <v:rect id="_x0000_i1038" style="width:0;height:1.5pt" o:hralign="center" o:hrstd="t" o:hr="t" fillcolor="#a0a0a0" stroked="f"/>
         </w:pict>
       </w:r>
@@ -5522,7 +5391,6 @@
           <w:rFonts w:ascii="Roboto Mono" w:hAnsi="Roboto Mono"/>
           <w:b/>
           <w:bCs/>
-          <w:lang w:val="en-US"/>
         </w:rPr>
       </w:pPr>
       <w:r>
@@ -5530,7 +5398,6 @@
           <w:rFonts w:ascii="Segoe UI Emoji" w:hAnsi="Segoe UI Emoji" w:cs="Segoe UI Emoji"/>
           <w:b/>
           <w:bCs/>
-          <w:lang w:val="en-US"/>
         </w:rPr>
         <w:t>✅</w:t>
       </w:r>
@@ -5539,7 +5406,6 @@
           <w:rFonts w:ascii="Roboto Mono" w:hAnsi="Roboto Mono"/>
           <w:b/>
           <w:bCs/>
-          <w:lang w:val="en-US"/>
         </w:rPr>
         <w:t xml:space="preserve"> Summary</w:t>
       </w:r>
@@ -5550,9 +5416,9 @@
           <w:ilvl w:val="0"/>
           <w:numId w:val="13"/>
         </w:numPr>
-        <w:rPr>
-          <w:rFonts w:ascii="Roboto Mono" w:hAnsi="Roboto Mono"/>
-          <w:lang w:val="en-US"/>
+        <w:spacing w:after="0" w:line="276" w:lineRule="auto"/>
+        <w:rPr>
+          <w:rFonts w:ascii="Roboto Mono" w:hAnsi="Roboto Mono"/>
         </w:rPr>
       </w:pPr>
       <w:r>
@@ -5560,14 +5426,12 @@
           <w:rFonts w:ascii="Roboto Mono" w:hAnsi="Roboto Mono"/>
           <w:b/>
           <w:bCs/>
-          <w:lang w:val="en-US"/>
         </w:rPr>
         <w:t>Coverage items</w:t>
       </w:r>
       <w:r>
         <w:rPr>
           <w:rFonts w:ascii="Roboto Mono" w:hAnsi="Roboto Mono"/>
-          <w:lang w:val="en-US"/>
         </w:rPr>
         <w:t xml:space="preserve"> = columns (decision rules).</w:t>
       </w:r>
@@ -5578,9 +5442,9 @@
           <w:ilvl w:val="0"/>
           <w:numId w:val="13"/>
         </w:numPr>
-        <w:rPr>
-          <w:rFonts w:ascii="Roboto Mono" w:hAnsi="Roboto Mono"/>
-          <w:lang w:val="en-US"/>
+        <w:spacing w:after="0" w:line="276" w:lineRule="auto"/>
+        <w:rPr>
+          <w:rFonts w:ascii="Roboto Mono" w:hAnsi="Roboto Mono"/>
         </w:rPr>
       </w:pPr>
       <w:r>
@@ -5588,14 +5452,12 @@
           <w:rFonts w:ascii="Roboto Mono" w:hAnsi="Roboto Mono"/>
           <w:b/>
           <w:bCs/>
-          <w:lang w:val="en-US"/>
         </w:rPr>
         <w:t>100% Decision Table Coverage</w:t>
       </w:r>
       <w:r>
         <w:rPr>
           <w:rFonts w:ascii="Roboto Mono" w:hAnsi="Roboto Mono"/>
-          <w:lang w:val="en-US"/>
         </w:rPr>
         <w:t xml:space="preserve"> = test cases exercise all feasible decision rules in the table.</w:t>
       </w:r>
@@ -5604,15 +5466,13 @@
       <w:pPr>
         <w:rPr>
           <w:rFonts w:ascii="Roboto Mono" w:hAnsi="Roboto Mono"/>
-          <w:lang w:val="en-US"/>
-        </w:rPr>
-      </w:pPr>
-      <w:r>
-        <w:rPr>
-          <w:rFonts w:ascii="Roboto Mono" w:hAnsi="Roboto Mono"/>
-          <w:lang w:val="en-US"/>
-        </w:rPr>
-        <w:pict w14:anchorId="64F5151D">
+        </w:rPr>
+      </w:pPr>
+      <w:r>
+        <w:rPr>
+          <w:rFonts w:ascii="Roboto Mono" w:hAnsi="Roboto Mono"/>
+        </w:rPr>
+        <w:pict w14:anchorId="699D193C">
           <v:rect id="_x0000_i1039" style="width:0;height:1.5pt" o:hralign="center" o:hrstd="t" o:hr="t" fillcolor="#a0a0a0" stroked="f"/>
         </w:pict>
       </w:r>
@@ -5621,16 +5481,16 @@
       <w:pPr>
         <w:rPr>
           <w:rFonts w:ascii="Roboto Mono" w:hAnsi="Roboto Mono"/>
-          <w:lang w:val="en-US"/>
-        </w:rPr>
-      </w:pPr>
-    </w:p>
+        </w:rPr>
+      </w:pPr>
+    </w:p>
+    <w:p/>
     <w:p/>
     <w:sectPr>
       <w:pgSz w:w="12240" w:h="15840"/>
       <w:pgMar w:top="1440" w:right="1440" w:bottom="1440" w:left="1440" w:header="720" w:footer="720" w:gutter="0"/>
-      <w:pgNumType w:start="1"/>
       <w:cols w:space="720"/>
+      <w:docGrid w:linePitch="360"/>
     </w:sectPr>
   </w:body>
 </w:document>
@@ -7801,18 +7661,6 @@
   <w:style w:type="paragraph" w:default="1" w:styleId="Normal">
     <w:name w:val="Normal"/>
     <w:qFormat/>
-    <w:rsid w:val="005658DE"/>
-    <w:pPr>
-      <w:spacing w:after="0" w:line="276" w:lineRule="auto"/>
-    </w:pPr>
-    <w:rPr>
-      <w:rFonts w:ascii="Arial" w:eastAsia="Arial" w:hAnsi="Arial" w:cs="Arial"/>
-      <w:kern w:val="0"/>
-      <w:sz w:val="22"/>
-      <w:szCs w:val="22"/>
-      <w:lang w:val="en"/>
-      <w14:ligatures w14:val="none"/>
-    </w:rPr>
   </w:style>
   <w:style w:type="paragraph" w:styleId="Heading1">
     <w:name w:val="heading 1"/>
@@ -7821,7 +7669,7 @@
     <w:link w:val="Heading1Char"/>
     <w:uiPriority w:val="9"/>
     <w:qFormat/>
-    <w:rsid w:val="00B35416"/>
+    <w:rsid w:val="00DE50B5"/>
     <w:pPr>
       <w:keepNext/>
       <w:keepLines/>
@@ -7843,7 +7691,7 @@
     <w:uiPriority w:val="9"/>
     <w:unhideWhenUsed/>
     <w:qFormat/>
-    <w:rsid w:val="00B35416"/>
+    <w:rsid w:val="00DE50B5"/>
     <w:pPr>
       <w:keepNext/>
       <w:keepLines/>
@@ -7866,7 +7714,7 @@
     <w:semiHidden/>
     <w:unhideWhenUsed/>
     <w:qFormat/>
-    <w:rsid w:val="00B35416"/>
+    <w:rsid w:val="00DE50B5"/>
     <w:pPr>
       <w:keepNext/>
       <w:keepLines/>
@@ -7889,7 +7737,7 @@
     <w:semiHidden/>
     <w:unhideWhenUsed/>
     <w:qFormat/>
-    <w:rsid w:val="00B35416"/>
+    <w:rsid w:val="00DE50B5"/>
     <w:pPr>
       <w:keepNext/>
       <w:keepLines/>
@@ -7912,7 +7760,7 @@
     <w:semiHidden/>
     <w:unhideWhenUsed/>
     <w:qFormat/>
-    <w:rsid w:val="00B35416"/>
+    <w:rsid w:val="00DE50B5"/>
     <w:pPr>
       <w:keepNext/>
       <w:keepLines/>
@@ -7933,11 +7781,11 @@
     <w:semiHidden/>
     <w:unhideWhenUsed/>
     <w:qFormat/>
-    <w:rsid w:val="00B35416"/>
+    <w:rsid w:val="00DE50B5"/>
     <w:pPr>
       <w:keepNext/>
       <w:keepLines/>
-      <w:spacing w:before="40"/>
+      <w:spacing w:before="40" w:after="0"/>
       <w:outlineLvl w:val="5"/>
     </w:pPr>
     <w:rPr>
@@ -7956,11 +7804,11 @@
     <w:semiHidden/>
     <w:unhideWhenUsed/>
     <w:qFormat/>
-    <w:rsid w:val="00B35416"/>
+    <w:rsid w:val="00DE50B5"/>
     <w:pPr>
       <w:keepNext/>
       <w:keepLines/>
-      <w:spacing w:before="40"/>
+      <w:spacing w:before="40" w:after="0"/>
       <w:outlineLvl w:val="6"/>
     </w:pPr>
     <w:rPr>
@@ -7977,10 +7825,11 @@
     <w:semiHidden/>
     <w:unhideWhenUsed/>
     <w:qFormat/>
-    <w:rsid w:val="00B35416"/>
+    <w:rsid w:val="00DE50B5"/>
     <w:pPr>
       <w:keepNext/>
       <w:keepLines/>
+      <w:spacing w:after="0"/>
       <w:outlineLvl w:val="7"/>
     </w:pPr>
     <w:rPr>
@@ -7999,10 +7848,11 @@
     <w:semiHidden/>
     <w:unhideWhenUsed/>
     <w:qFormat/>
-    <w:rsid w:val="00B35416"/>
+    <w:rsid w:val="00DE50B5"/>
     <w:pPr>
       <w:keepNext/>
       <w:keepLines/>
+      <w:spacing w:after="0"/>
       <w:outlineLvl w:val="8"/>
     </w:pPr>
     <w:rPr>
@@ -8042,7 +7892,7 @@
     <w:basedOn w:val="DefaultParagraphFont"/>
     <w:link w:val="Heading1"/>
     <w:uiPriority w:val="9"/>
-    <w:rsid w:val="00B35416"/>
+    <w:rsid w:val="00DE50B5"/>
     <w:rPr>
       <w:rFonts w:asciiTheme="majorHAnsi" w:eastAsiaTheme="majorEastAsia" w:hAnsiTheme="majorHAnsi" w:cstheme="majorBidi"/>
       <w:color w:val="2F5496" w:themeColor="accent1" w:themeShade="BF"/>
@@ -8055,7 +7905,7 @@
     <w:basedOn w:val="DefaultParagraphFont"/>
     <w:link w:val="Heading2"/>
     <w:uiPriority w:val="9"/>
-    <w:rsid w:val="00B35416"/>
+    <w:rsid w:val="00DE50B5"/>
     <w:rPr>
       <w:rFonts w:asciiTheme="majorHAnsi" w:eastAsiaTheme="majorEastAsia" w:hAnsiTheme="majorHAnsi" w:cstheme="majorBidi"/>
       <w:color w:val="2F5496" w:themeColor="accent1" w:themeShade="BF"/>
@@ -8069,7 +7919,7 @@
     <w:link w:val="Heading3"/>
     <w:uiPriority w:val="9"/>
     <w:semiHidden/>
-    <w:rsid w:val="00B35416"/>
+    <w:rsid w:val="00DE50B5"/>
     <w:rPr>
       <w:rFonts w:eastAsiaTheme="majorEastAsia" w:cstheme="majorBidi"/>
       <w:color w:val="2F5496" w:themeColor="accent1" w:themeShade="BF"/>
@@ -8083,7 +7933,7 @@
     <w:link w:val="Heading4"/>
     <w:uiPriority w:val="9"/>
     <w:semiHidden/>
-    <w:rsid w:val="00B35416"/>
+    <w:rsid w:val="00DE50B5"/>
     <w:rPr>
       <w:rFonts w:eastAsiaTheme="majorEastAsia" w:cstheme="majorBidi"/>
       <w:i/>
@@ -8097,7 +7947,7 @@
     <w:link w:val="Heading5"/>
     <w:uiPriority w:val="9"/>
     <w:semiHidden/>
-    <w:rsid w:val="00B35416"/>
+    <w:rsid w:val="00DE50B5"/>
     <w:rPr>
       <w:rFonts w:eastAsiaTheme="majorEastAsia" w:cstheme="majorBidi"/>
       <w:color w:val="2F5496" w:themeColor="accent1" w:themeShade="BF"/>
@@ -8109,7 +7959,7 @@
     <w:link w:val="Heading6"/>
     <w:uiPriority w:val="9"/>
     <w:semiHidden/>
-    <w:rsid w:val="00B35416"/>
+    <w:rsid w:val="00DE50B5"/>
     <w:rPr>
       <w:rFonts w:eastAsiaTheme="majorEastAsia" w:cstheme="majorBidi"/>
       <w:i/>
@@ -8123,7 +7973,7 @@
     <w:link w:val="Heading7"/>
     <w:uiPriority w:val="9"/>
     <w:semiHidden/>
-    <w:rsid w:val="00B35416"/>
+    <w:rsid w:val="00DE50B5"/>
     <w:rPr>
       <w:rFonts w:eastAsiaTheme="majorEastAsia" w:cstheme="majorBidi"/>
       <w:color w:val="595959" w:themeColor="text1" w:themeTint="A6"/>
@@ -8135,7 +7985,7 @@
     <w:link w:val="Heading8"/>
     <w:uiPriority w:val="9"/>
     <w:semiHidden/>
-    <w:rsid w:val="00B35416"/>
+    <w:rsid w:val="00DE50B5"/>
     <w:rPr>
       <w:rFonts w:eastAsiaTheme="majorEastAsia" w:cstheme="majorBidi"/>
       <w:i/>
@@ -8149,7 +7999,7 @@
     <w:link w:val="Heading9"/>
     <w:uiPriority w:val="9"/>
     <w:semiHidden/>
-    <w:rsid w:val="00B35416"/>
+    <w:rsid w:val="00DE50B5"/>
     <w:rPr>
       <w:rFonts w:eastAsiaTheme="majorEastAsia" w:cstheme="majorBidi"/>
       <w:color w:val="272727" w:themeColor="text1" w:themeTint="D8"/>
@@ -8162,7 +8012,7 @@
     <w:link w:val="TitleChar"/>
     <w:uiPriority w:val="10"/>
     <w:qFormat/>
-    <w:rsid w:val="00B35416"/>
+    <w:rsid w:val="00DE50B5"/>
     <w:pPr>
       <w:spacing w:after="80" w:line="240" w:lineRule="auto"/>
       <w:contextualSpacing/>
@@ -8180,7 +8030,7 @@
     <w:basedOn w:val="DefaultParagraphFont"/>
     <w:link w:val="Title"/>
     <w:uiPriority w:val="10"/>
-    <w:rsid w:val="00B35416"/>
+    <w:rsid w:val="00DE50B5"/>
     <w:rPr>
       <w:rFonts w:asciiTheme="majorHAnsi" w:eastAsiaTheme="majorEastAsia" w:hAnsiTheme="majorHAnsi" w:cstheme="majorBidi"/>
       <w:spacing w:val="-10"/>
@@ -8196,7 +8046,7 @@
     <w:link w:val="SubtitleChar"/>
     <w:uiPriority w:val="11"/>
     <w:qFormat/>
-    <w:rsid w:val="00B35416"/>
+    <w:rsid w:val="00DE50B5"/>
     <w:pPr>
       <w:numPr>
         <w:ilvl w:val="1"/>
@@ -8215,7 +8065,7 @@
     <w:basedOn w:val="DefaultParagraphFont"/>
     <w:link w:val="Subtitle"/>
     <w:uiPriority w:val="11"/>
-    <w:rsid w:val="00B35416"/>
+    <w:rsid w:val="00DE50B5"/>
     <w:rPr>
       <w:rFonts w:eastAsiaTheme="majorEastAsia" w:cstheme="majorBidi"/>
       <w:color w:val="595959" w:themeColor="text1" w:themeTint="A6"/>
@@ -8231,7 +8081,7 @@
     <w:link w:val="QuoteChar"/>
     <w:uiPriority w:val="29"/>
     <w:qFormat/>
-    <w:rsid w:val="00B35416"/>
+    <w:rsid w:val="00DE50B5"/>
     <w:pPr>
       <w:spacing w:before="160"/>
       <w:jc w:val="center"/>
@@ -8247,7 +8097,7 @@
     <w:basedOn w:val="DefaultParagraphFont"/>
     <w:link w:val="Quote"/>
     <w:uiPriority w:val="29"/>
-    <w:rsid w:val="00B35416"/>
+    <w:rsid w:val="00DE50B5"/>
     <w:rPr>
       <w:i/>
       <w:iCs/>
@@ -8259,7 +8109,7 @@
     <w:basedOn w:val="Normal"/>
     <w:uiPriority w:val="34"/>
     <w:qFormat/>
-    <w:rsid w:val="00B35416"/>
+    <w:rsid w:val="00DE50B5"/>
     <w:pPr>
       <w:ind w:left="720"/>
       <w:contextualSpacing/>
@@ -8270,7 +8120,7 @@
     <w:basedOn w:val="DefaultParagraphFont"/>
     <w:uiPriority w:val="21"/>
     <w:qFormat/>
-    <w:rsid w:val="00B35416"/>
+    <w:rsid w:val="00DE50B5"/>
     <w:rPr>
       <w:i/>
       <w:iCs/>
@@ -8284,7 +8134,7 @@
     <w:link w:val="IntenseQuoteChar"/>
     <w:uiPriority w:val="30"/>
     <w:qFormat/>
-    <w:rsid w:val="00B35416"/>
+    <w:rsid w:val="00DE50B5"/>
     <w:pPr>
       <w:pBdr>
         <w:top w:val="single" w:sz="4" w:space="10" w:color="2F5496" w:themeColor="accent1" w:themeShade="BF"/>
@@ -8305,7 +8155,7 @@
     <w:basedOn w:val="DefaultParagraphFont"/>
     <w:link w:val="IntenseQuote"/>
     <w:uiPriority w:val="30"/>
-    <w:rsid w:val="00B35416"/>
+    <w:rsid w:val="00DE50B5"/>
     <w:rPr>
       <w:i/>
       <w:iCs/>
@@ -8317,7 +8167,7 @@
     <w:basedOn w:val="DefaultParagraphFont"/>
     <w:uiPriority w:val="32"/>
     <w:qFormat/>
-    <w:rsid w:val="00B35416"/>
+    <w:rsid w:val="00DE50B5"/>
     <w:rPr>
       <w:b/>
       <w:bCs/>
